--- a/docs/admin/看護必要度_疾患別マニュアル.docx
+++ b/docs/admin/看護必要度_疾患別マニュアル.docx
@@ -2730,7 +2730,7 @@
         <w:pStyle w:val="Heading2"/>
       </w:pPr>
       <w:r>
-        <w:t>11. ❤️ 心不全急性増悪（hot/wet 型）</w:t>
+        <w:t>11. ❤️ 心不全急性増悪（hot/wet 型: 高血圧 + うっ血）</w:t>
       </w:r>
     </w:p>
     <w:p>
@@ -2754,7 +2754,7 @@
         <w:pStyle w:val="ListBullet"/>
       </w:pPr>
       <w:r>
-        <w:t>末梢冷感・血圧不安定 (cardiogenic shock 移行リスク)</w:t>
+        <w:t>**SBP &gt; 140 mmHg + 末梢温暖**（hot/wet 型、急性肺水腫の典型）</w:t>
       </w:r>
     </w:p>
     <w:p>
@@ -2763,6 +2763,14 @@
       </w:pPr>
       <w:r>
         <w:t>BNP 高値、CXR で肺うっ血</w:t>
+      </w:r>
+    </w:p>
+    <w:p>
+      <w:pPr>
+        <w:pStyle w:val="ListBullet"/>
+      </w:pPr>
+      <w:r>
+        <w:t>※ cold/wet (cardiogenic shock 移行例) は SBP &lt; 90 + 末梢冷感、A6⑦ 昇圧剤主体に切替</w:t>
       </w:r>
     </w:p>
     <w:p>
@@ -2823,7 +2831,7 @@
           </w:tcPr>
           <w:p>
             <w:r>
-              <w:t>血行動態維持</w:t>
+              <w:t>前負荷・後負荷軽減（hot/wet の主軸）</w:t>
             </w:r>
           </w:p>
         </w:tc>
@@ -2833,7 +2841,7 @@
           </w:tcPr>
           <w:p>
             <w:r>
-              <w:t>利尿剤のみで経過観察</w:t>
+              <w:t>利尿剤 (フロセミド IV ボーラス) のみ</w:t>
             </w:r>
           </w:p>
         </w:tc>
@@ -2843,7 +2851,39 @@
           </w:tcPr>
           <w:p>
             <w:r>
-              <w:t>🟠 A6⑦ NE/DOA/DOB 持続点滴 — 低血圧合併で必要十分な期間維持</w:t>
+              <w:t>🟠 A4 + A3 ペア — ニトログリセリン IV 持続点滴 (シリンジポンプ管理) + 利尿剤 + 補液</w:t>
+            </w:r>
+          </w:p>
+        </w:tc>
+      </w:tr>
+      <w:tr>
+        <w:tc>
+          <w:tcPr>
+            <w:tcW w:type="dxa" w:w="3324"/>
+          </w:tcPr>
+          <w:p>
+            <w:r>
+              <w:t>cold/wet 移行例の血行動態維持</w:t>
+            </w:r>
+          </w:p>
+        </w:tc>
+        <w:tc>
+          <w:tcPr>
+            <w:tcW w:type="dxa" w:w="3324"/>
+          </w:tcPr>
+          <w:p>
+            <w:r>
+              <w:t>経過観察、利尿剤継続</w:t>
+            </w:r>
+          </w:p>
+        </w:tc>
+        <w:tc>
+          <w:tcPr>
+            <w:tcW w:type="dxa" w:w="3324"/>
+          </w:tcPr>
+          <w:p>
+            <w:r>
+              <w:t>🟠 A6⑦ NE/DOB 持続点滴 — SBP &lt; 90 で必要十分な期間維持</w:t>
             </w:r>
           </w:p>
         </w:tc>
@@ -2862,7 +2902,7 @@
         <w:pStyle w:val="ListBullet"/>
       </w:pPr>
       <w:r>
-        <w:t>🟠 A6⑦ 昇圧剤の使用: **3 点 / 日 × 1-3 日**</w:t>
+        <w:t>🟠 A4 シリンジポンプ管理: **1 点 / 日** (NTG 持続)</w:t>
       </w:r>
     </w:p>
     <w:p>
@@ -2870,7 +2910,7 @@
         <w:pStyle w:val="ListBullet"/>
       </w:pPr>
       <w:r>
-        <w:t>🟠 A4 シリンジポンプ: 1 点 (昇圧剤持続)</w:t>
+        <w:t>🟠 A3 注射薬剤 3 種類以上: **1 点 / 日** (利尿剤 + NTG + 補液)</w:t>
       </w:r>
     </w:p>
     <w:p>
@@ -2878,6 +2918,22 @@
         <w:pStyle w:val="ListBullet"/>
       </w:pPr>
       <w:r>
+        <w:t>→ 🟠 A4 + A3 = 2 点 で **該当患者** (NE なしの基本パターン)</w:t>
+      </w:r>
+    </w:p>
+    <w:p>
+      <w:pPr>
+        <w:pStyle w:val="ListBullet"/>
+      </w:pPr>
+      <w:r>
+        <w:t>🟠 A6⑦ 昇圧剤: 3 点 / 日 (cold/wet 移行例で追加)</w:t>
+      </w:r>
+    </w:p>
+    <w:p>
+      <w:pPr>
+        <w:pStyle w:val="ListBullet"/>
+      </w:pPr>
+      <w:r>
         <w:t>🟠 A2 呼吸ケア (酸素 A2): 1 点 / 日 (酸素必要日)</w:t>
       </w:r>
     </w:p>
@@ -2894,7 +2950,31 @@
         <w:pStyle w:val="ListBullet"/>
       </w:pPr>
       <w:r>
-        <w:t>[強] [PMID 34599691](https://pubmed.ncbi.nlm.nih.gov/34599691/) — Surviving Sepsis 2021 — NE 第一選択 (cardiogenic shock も準用)、心機能低下時は ± dobutamine</w:t>
+        <w:t>[強] [PMID 35379503](https://pubmed.ncbi.nlm.nih.gov/35379503/) — 2022 AHA/ACC/HFSA HF GL — 急性肺水腫 + 高血圧で IV vasodilator (NTG/SNP) 推奨</w:t>
+      </w:r>
+    </w:p>
+    <w:p>
+      <w:pPr>
+        <w:pStyle w:val="ListBullet"/>
+      </w:pPr>
+      <w:r>
+        <w:t>[強] [PMID 35636830](https://pubmed.ncbi.nlm.nih.gov/35636830/) — 2021 ESC HF GL — SBP &gt; 110 mmHg の急性心不全で IV vasodilator (Class IIa)</w:t>
+      </w:r>
+    </w:p>
+    <w:p>
+      <w:pPr>
+        <w:pStyle w:val="ListBullet"/>
+      </w:pPr>
+      <w:r>
+        <w:t>[中] [PMID 40834833](https://pubmed.ncbi.nlm.nih.gov/40834833/) — Henry AJEM 2025 (SCAPE 441 例) — IV NTG 高用量 (≥100 μg/min) は酸素 weaning 早い (2.7h vs 3.3h)、低血圧少ない</w:t>
+      </w:r>
+    </w:p>
+    <w:p>
+      <w:pPr>
+        <w:pStyle w:val="ListBullet"/>
+      </w:pPr>
+      <w:r>
+        <w:t>[中] [PMID 40833345](https://pubmed.ncbi.nlm.nih.gov/40833345/) — Galluzzo JCP 2025 (国際 survey、170 医師、32 国) — AHF での IVV 第一選択は NTG 48%、ニトロプルシド 29%</w:t>
       </w:r>
     </w:p>
     <w:p>
@@ -2910,7 +2990,7 @@
         <w:pStyle w:val="ListBullet"/>
       </w:pPr>
       <w:r>
-        <w:t>cardiogenic shock の早期認識 (lactate、SvO2)</w:t>
+        <w:t>**SBP &lt; 90 mmHg は禁忌** (NTG 減量・中止)、最低 SBP &gt; 100 mmHg を維持</w:t>
       </w:r>
     </w:p>
     <w:p>
@@ -2918,7 +2998,7 @@
         <w:pStyle w:val="ListBullet"/>
       </w:pPr>
       <w:r>
-        <w:t>早すぎる昇圧剤離脱を避ける（必要十分な期間維持）</w:t>
+        <w:t>24-72h で経口血管拡張薬 (ACE-I/ARNI) への移行を検討、持続を惰性で続けない</w:t>
       </w:r>
     </w:p>
     <w:p>
@@ -2926,7 +3006,23 @@
         <w:pStyle w:val="ListBullet"/>
       </w:pPr>
       <w:r>
-        <w:t>利尿剤過剰で腎前性 AKI を起こさない</w:t>
+        <w:t>cold/wet 進行 (低血圧 + 末梢冷感) を見逃さない → A6⑦ NE/DOB 追加判断</w:t>
+      </w:r>
+    </w:p>
+    <w:p>
+      <w:pPr>
+        <w:pStyle w:val="ListBullet"/>
+      </w:pPr>
+      <w:r>
+        <w:t>5 日以上の持続は通常不要 (A3 注射薬剤の最大 7 日カウントを意識)</w:t>
+      </w:r>
+    </w:p>
+    <w:p>
+      <w:pPr>
+        <w:pStyle w:val="ListBullet"/>
+      </w:pPr>
+      <w:r>
+        <w:t>PDE5 阻害薬使用例では NTG は禁忌 (重度低血圧リスク)</w:t>
       </w:r>
     </w:p>
     <w:p>
@@ -2942,7 +3038,7 @@
         <w:pStyle w:val="ListBullet"/>
       </w:pPr>
       <w:r>
-        <w:t>「ノルアドレナリン 0.05 μg/kg/min 開始、MAP &gt; 65 維持」</w:t>
+        <w:t>「ニトログリセリン 5 μg/min 開始 → 5 μg/min ずつ 3-5 分ごと増量 (max 200 μg/min)」</w:t>
       </w:r>
     </w:p>
     <w:p>
@@ -2950,7 +3046,7 @@
         <w:pStyle w:val="ListBullet"/>
       </w:pPr>
       <w:r>
-        <w:t>「ドブタミン 5 μg/kg/min 併用 (心機能低下例)」</w:t>
+        <w:t>「フロセミド 20-40mg IV ボーラス + 適宜追加 (尿量モニター)」</w:t>
       </w:r>
     </w:p>
     <w:p>
@@ -2958,7 +3054,23 @@
         <w:pStyle w:val="ListBullet"/>
       </w:pPr>
       <w:r>
-        <w:t>「Aライン留置、CVP モニター」</w:t>
+        <w:t>「シリンジポンプで NTG 持続、SBP &gt; 100 mmHg 維持」</w:t>
+      </w:r>
+    </w:p>
+    <w:p>
+      <w:pPr>
+        <w:pStyle w:val="ListBullet"/>
+      </w:pPr>
+      <w:r>
+        <w:t>「A line + NIBP モニター継続、尿量 1 時間ごと記録」</w:t>
+      </w:r>
+    </w:p>
+    <w:p>
+      <w:pPr>
+        <w:pStyle w:val="ListBullet"/>
+      </w:pPr>
+      <w:r>
+        <w:t>「cold/wet 移行時は NE 0.05 μg/kg/min 追加開始」</w:t>
       </w:r>
     </w:p>
     <w:p/>

--- a/docs/admin/看護必要度_疾患別マニュアル.docx
+++ b/docs/admin/看護必要度_疾患別マニュアル.docx
@@ -264,6 +264,440 @@
         <w:pStyle w:val="Heading3"/>
       </w:pPr>
       <w:r>
+        <w:t>📊 重症度評価スコア</w:t>
+      </w:r>
+    </w:p>
+    <w:p>
+      <w:pPr>
+        <w:pStyle w:val="Heading4"/>
+      </w:pPr>
+      <w:r>
+        <w:t>BISAP（来院後 24 時間以内、5 点満点）</w:t>
+      </w:r>
+    </w:p>
+    <w:tbl>
+      <w:tblPr>
+        <w:tblStyle w:val="LightGrid"/>
+        <w:tblW w:type="auto" w:w="0"/>
+        <w:tblLook w:firstColumn="1" w:firstRow="1" w:lastColumn="0" w:lastRow="0" w:noHBand="0" w:noVBand="1" w:val="04A0"/>
+      </w:tblPr>
+      <w:tblGrid>
+        <w:gridCol w:w="3324"/>
+        <w:gridCol w:w="3324"/>
+        <w:gridCol w:w="3324"/>
+      </w:tblGrid>
+      <w:tr>
+        <w:tc>
+          <w:tcPr>
+            <w:tcW w:type="dxa" w:w="3324"/>
+          </w:tcPr>
+          <w:p>
+            <w:r>
+              <w:t>項目</w:t>
+            </w:r>
+          </w:p>
+        </w:tc>
+        <w:tc>
+          <w:tcPr>
+            <w:tcW w:type="dxa" w:w="3324"/>
+          </w:tcPr>
+          <w:p>
+            <w:r>
+              <w:t>該当条件</w:t>
+            </w:r>
+          </w:p>
+        </w:tc>
+        <w:tc>
+          <w:tcPr>
+            <w:tcW w:type="dxa" w:w="3324"/>
+          </w:tcPr>
+          <w:p>
+            <w:r>
+              <w:t>点数</w:t>
+            </w:r>
+          </w:p>
+        </w:tc>
+      </w:tr>
+      <w:tr>
+        <w:tc>
+          <w:tcPr>
+            <w:tcW w:type="dxa" w:w="3324"/>
+          </w:tcPr>
+          <w:p>
+            <w:r>
+              <w:t>B: BUN</w:t>
+            </w:r>
+          </w:p>
+        </w:tc>
+        <w:tc>
+          <w:tcPr>
+            <w:tcW w:type="dxa" w:w="3324"/>
+          </w:tcPr>
+          <w:p>
+            <w:r>
+              <w:t>BUN &gt; 25 mg/dL</w:t>
+            </w:r>
+          </w:p>
+        </w:tc>
+        <w:tc>
+          <w:tcPr>
+            <w:tcW w:type="dxa" w:w="3324"/>
+          </w:tcPr>
+          <w:p>
+            <w:r>
+              <w:t>1点</w:t>
+            </w:r>
+          </w:p>
+        </w:tc>
+      </w:tr>
+      <w:tr>
+        <w:tc>
+          <w:tcPr>
+            <w:tcW w:type="dxa" w:w="3324"/>
+          </w:tcPr>
+          <w:p>
+            <w:r>
+              <w:t>I: Impaired mental status</w:t>
+            </w:r>
+          </w:p>
+        </w:tc>
+        <w:tc>
+          <w:tcPr>
+            <w:tcW w:type="dxa" w:w="3324"/>
+          </w:tcPr>
+          <w:p>
+            <w:r>
+              <w:t>意識障害 (GCS &lt; 15)</w:t>
+            </w:r>
+          </w:p>
+        </w:tc>
+        <w:tc>
+          <w:tcPr>
+            <w:tcW w:type="dxa" w:w="3324"/>
+          </w:tcPr>
+          <w:p>
+            <w:r>
+              <w:t>1点</w:t>
+            </w:r>
+          </w:p>
+        </w:tc>
+      </w:tr>
+      <w:tr>
+        <w:tc>
+          <w:tcPr>
+            <w:tcW w:type="dxa" w:w="3324"/>
+          </w:tcPr>
+          <w:p>
+            <w:r>
+              <w:t>S: SIRS</w:t>
+            </w:r>
+          </w:p>
+        </w:tc>
+        <w:tc>
+          <w:tcPr>
+            <w:tcW w:type="dxa" w:w="3324"/>
+          </w:tcPr>
+          <w:p>
+            <w:r>
+              <w:t>SIRS ≥ 2 項目（体温・心拍・呼吸・WBC）</w:t>
+            </w:r>
+          </w:p>
+        </w:tc>
+        <w:tc>
+          <w:tcPr>
+            <w:tcW w:type="dxa" w:w="3324"/>
+          </w:tcPr>
+          <w:p>
+            <w:r>
+              <w:t>1点</w:t>
+            </w:r>
+          </w:p>
+        </w:tc>
+      </w:tr>
+      <w:tr>
+        <w:tc>
+          <w:tcPr>
+            <w:tcW w:type="dxa" w:w="3324"/>
+          </w:tcPr>
+          <w:p>
+            <w:r>
+              <w:t>A: Age</w:t>
+            </w:r>
+          </w:p>
+        </w:tc>
+        <w:tc>
+          <w:tcPr>
+            <w:tcW w:type="dxa" w:w="3324"/>
+          </w:tcPr>
+          <w:p>
+            <w:r>
+              <w:t>年齢 &gt; 60 歳</w:t>
+            </w:r>
+          </w:p>
+        </w:tc>
+        <w:tc>
+          <w:tcPr>
+            <w:tcW w:type="dxa" w:w="3324"/>
+          </w:tcPr>
+          <w:p>
+            <w:r>
+              <w:t>1点</w:t>
+            </w:r>
+          </w:p>
+        </w:tc>
+      </w:tr>
+      <w:tr>
+        <w:tc>
+          <w:tcPr>
+            <w:tcW w:type="dxa" w:w="3324"/>
+          </w:tcPr>
+          <w:p>
+            <w:r>
+              <w:t>P: Pleural effusion</w:t>
+            </w:r>
+          </w:p>
+        </w:tc>
+        <w:tc>
+          <w:tcPr>
+            <w:tcW w:type="dxa" w:w="3324"/>
+          </w:tcPr>
+          <w:p>
+            <w:r>
+              <w:t>胸水あり（画像確認）</w:t>
+            </w:r>
+          </w:p>
+        </w:tc>
+        <w:tc>
+          <w:tcPr>
+            <w:tcW w:type="dxa" w:w="3324"/>
+          </w:tcPr>
+          <w:p>
+            <w:r>
+              <w:t>1点</w:t>
+            </w:r>
+          </w:p>
+        </w:tc>
+      </w:tr>
+    </w:tbl>
+    <w:p>
+      <w:r>
+        <w:t>解釈:</w:t>
+      </w:r>
+    </w:p>
+    <w:p>
+      <w:pPr>
+        <w:pStyle w:val="ListBullet"/>
+      </w:pPr>
+      <w:r>
+        <w:t>0-2 点: 軽症 — 死亡率 &lt; 2%</w:t>
+      </w:r>
+    </w:p>
+    <w:p>
+      <w:pPr>
+        <w:pStyle w:val="ListBullet"/>
+      </w:pPr>
+      <w:r>
+        <w:t>**≥ 3 点**: **重症 — 臓器不全 OR 7.4、持続的臓器不全 OR 12.7、膵壊死 OR 3.8、死亡率 5-22%**</w:t>
+      </w:r>
+    </w:p>
+    <w:p>
+      <w:r>
+        <w:rPr>
+          <w:i/>
+        </w:rPr>
+        <w:t>出典: Singh VK et al. Am J Gastroenterol 2009 ([PMID 19293787](https://pubmed.ncbi.nlm.nih.gov/19293787/))</w:t>
+      </w:r>
+    </w:p>
+    <w:p>
+      <w:pPr>
+        <w:pStyle w:val="Heading4"/>
+      </w:pPr>
+      <w:r>
+        <w:t>改訂 Atlanta 分類 2012（重症度 3 段階）</w:t>
+      </w:r>
+    </w:p>
+    <w:tbl>
+      <w:tblPr>
+        <w:tblStyle w:val="LightGrid"/>
+        <w:tblW w:type="auto" w:w="0"/>
+        <w:tblLook w:firstColumn="1" w:firstRow="1" w:lastColumn="0" w:lastRow="0" w:noHBand="0" w:noVBand="1" w:val="04A0"/>
+      </w:tblPr>
+      <w:tblGrid>
+        <w:gridCol w:w="3324"/>
+        <w:gridCol w:w="3324"/>
+        <w:gridCol w:w="3324"/>
+      </w:tblGrid>
+      <w:tr>
+        <w:tc>
+          <w:tcPr>
+            <w:tcW w:type="dxa" w:w="3324"/>
+          </w:tcPr>
+          <w:p>
+            <w:r>
+              <w:t>項目</w:t>
+            </w:r>
+          </w:p>
+        </w:tc>
+        <w:tc>
+          <w:tcPr>
+            <w:tcW w:type="dxa" w:w="3324"/>
+          </w:tcPr>
+          <w:p>
+            <w:r>
+              <w:t>該当条件</w:t>
+            </w:r>
+          </w:p>
+        </w:tc>
+        <w:tc>
+          <w:tcPr>
+            <w:tcW w:type="dxa" w:w="3324"/>
+          </w:tcPr>
+          <w:p>
+            <w:r>
+              <w:t>点数</w:t>
+            </w:r>
+          </w:p>
+        </w:tc>
+      </w:tr>
+      <w:tr>
+        <w:tc>
+          <w:tcPr>
+            <w:tcW w:type="dxa" w:w="3324"/>
+          </w:tcPr>
+          <w:p>
+            <w:r>
+              <w:t>軽症 (Mild)</w:t>
+            </w:r>
+          </w:p>
+        </w:tc>
+        <w:tc>
+          <w:tcPr>
+            <w:tcW w:type="dxa" w:w="3324"/>
+          </w:tcPr>
+          <w:p>
+            <w:r>
+              <w:t>臓器不全なし + 局所合併症・全身合併症なし</w:t>
+            </w:r>
+          </w:p>
+        </w:tc>
+        <w:tc>
+          <w:tcPr>
+            <w:tcW w:type="dxa" w:w="3324"/>
+          </w:tcPr>
+          <w:p>
+            <w:r>
+              <w:t>—</w:t>
+            </w:r>
+          </w:p>
+        </w:tc>
+      </w:tr>
+      <w:tr>
+        <w:tc>
+          <w:tcPr>
+            <w:tcW w:type="dxa" w:w="3324"/>
+          </w:tcPr>
+          <w:p>
+            <w:r>
+              <w:t>中等症 (Moderately severe)</w:t>
+            </w:r>
+          </w:p>
+        </w:tc>
+        <w:tc>
+          <w:tcPr>
+            <w:tcW w:type="dxa" w:w="3324"/>
+          </w:tcPr>
+          <w:p>
+            <w:r>
+              <w:t>一過性臓器不全（&lt; 48h）/ 局所合併症 / 既存基礎疾患の増悪</w:t>
+            </w:r>
+          </w:p>
+        </w:tc>
+        <w:tc>
+          <w:tcPr>
+            <w:tcW w:type="dxa" w:w="3324"/>
+          </w:tcPr>
+          <w:p>
+            <w:r>
+              <w:t>—</w:t>
+            </w:r>
+          </w:p>
+        </w:tc>
+      </w:tr>
+      <w:tr>
+        <w:tc>
+          <w:tcPr>
+            <w:tcW w:type="dxa" w:w="3324"/>
+          </w:tcPr>
+          <w:p>
+            <w:r>
+              <w:t>重症 (Severe)</w:t>
+            </w:r>
+          </w:p>
+        </w:tc>
+        <w:tc>
+          <w:tcPr>
+            <w:tcW w:type="dxa" w:w="3324"/>
+          </w:tcPr>
+          <w:p>
+            <w:r>
+              <w:t>**持続性臓器不全（&gt; 48h）**</w:t>
+            </w:r>
+          </w:p>
+        </w:tc>
+        <w:tc>
+          <w:tcPr>
+            <w:tcW w:type="dxa" w:w="3324"/>
+          </w:tcPr>
+          <w:p>
+            <w:r>
+              <w:t>—</w:t>
+            </w:r>
+          </w:p>
+        </w:tc>
+      </w:tr>
+    </w:tbl>
+    <w:p>
+      <w:r>
+        <w:t>解釈:</w:t>
+      </w:r>
+    </w:p>
+    <w:p>
+      <w:pPr>
+        <w:pStyle w:val="ListBullet"/>
+      </w:pPr>
+      <w:r>
+        <w:t>軽症: 死亡率 &lt; 1% — 通常入院加療</w:t>
+      </w:r>
+    </w:p>
+    <w:p>
+      <w:pPr>
+        <w:pStyle w:val="ListBullet"/>
+      </w:pPr>
+      <w:r>
+        <w:t>中等症: 死亡率 1-2% — 入院、慎重なモニタリング</w:t>
+      </w:r>
+    </w:p>
+    <w:p>
+      <w:pPr>
+        <w:pStyle w:val="ListBullet"/>
+      </w:pPr>
+      <w:r>
+        <w:t>**重症**: **死亡率 30-50% — 個室管理 + 集中治療（当院対応範囲）/ 進行・合併症で高度医療機関へ転院**</w:t>
+      </w:r>
+    </w:p>
+    <w:p>
+      <w:r>
+        <w:rPr>
+          <w:i/>
+        </w:rPr>
+        <w:t>出典: Banks PA et al. Gut 2013 改訂 Atlanta 分類（[PMID 23100216](https://pubmed.ncbi.nlm.nih.gov/23100216/)）</w:t>
+      </w:r>
+    </w:p>
+    <w:p>
+      <w:pPr>
+        <w:pStyle w:val="Heading3"/>
+      </w:pPr>
+      <w:r>
         <w:t>💊 第一選択 vs 看護必要度貢献選択肢</w:t>
       </w:r>
     </w:p>
@@ -412,7 +846,159 @@
         <w:pStyle w:val="Heading3"/>
       </w:pPr>
       <w:r>
+        <w:t>🩺 具体例（典型的な患者像）</w:t>
+      </w:r>
+    </w:p>
+    <w:p>
+      <w:pPr>
+        <w:pStyle w:val="Heading4"/>
+      </w:pPr>
+      <w:r>
+        <w:t>例 A: 胆石性膵炎の中等症（BISAP 2 点 / Atlanta 中等症）</w:t>
+      </w:r>
+    </w:p>
+    <w:p>
+      <w:pPr>
+        <w:pStyle w:val="ListBullet"/>
+      </w:pPr>
+      <w:r>
+        <w:t>背景: 65 歳女性、胆石症既往、肥満（BMI 30）</w:t>
+      </w:r>
+    </w:p>
+    <w:p>
+      <w:pPr>
+        <w:pStyle w:val="ListBullet"/>
+      </w:pPr>
+      <w:r>
+        <w:t>主訴・経過: 前夜の脂質摂取後、上腹部激痛 + 嘔吐、12 時間後に来院</w:t>
+      </w:r>
+    </w:p>
+    <w:p>
+      <w:pPr>
+        <w:pStyle w:val="ListBullet"/>
+      </w:pPr>
+      <w:r>
+        <w:t>バイタル・身体所見: BT 37.8℃、BP 128/72、HR 102、呼吸数 22、SpO2 96% RA、上腹部圧痛 +、Murphy −</w:t>
+      </w:r>
+    </w:p>
+    <w:p>
+      <w:pPr>
+        <w:pStyle w:val="ListBullet"/>
+      </w:pPr>
+      <w:r>
+        <w:t>検査所見: Lipase 1,200、Amylase 850、WBC 12,800、CRP 8.5、BUN 18、Cre 0.9、AST/ALT 96/118、T-Bil 2.1、CT で膵腫大・周囲液貯留軽度</w:t>
+      </w:r>
+    </w:p>
+    <w:p>
+      <w:pPr>
+        <w:pStyle w:val="ListBullet"/>
+      </w:pPr>
+      <w:r>
+        <w:t>スコア計算: BISAP = SIRS(1) + 65歳超(1) = **2 点（軽症圏）** / Atlanta = 一過性臓器不全 + 局所合併症 → **中等症**</w:t>
+      </w:r>
+    </w:p>
+    <w:p>
+      <w:pPr>
+        <w:pStyle w:val="ListBullet"/>
+      </w:pPr>
+      <w:r>
+        <w:t>治療方針: 入院、絶食、輸液 (ラクテック 200 mL/h)、フェンタニル 25 μg/h 持続、PPI、ERCP は黄疸進行で検討</w:t>
+      </w:r>
+    </w:p>
+    <w:p>
+      <w:pPr>
+        <w:pStyle w:val="ListBullet"/>
+      </w:pPr>
+      <w:r>
+        <w:t>看護必要度寄与: 🟠 A6③ 麻薬注射 **3 点** / 🟠 A4 シリンジポンプ 1 点 / 🟠 A3 注射薬剤 3 種類以上 1 点（フェンタニル + ラクテック + PPI）→ 入院初日 **A 計 5 点で該当**</w:t>
+      </w:r>
+    </w:p>
+    <w:p>
+      <w:pPr>
+        <w:pStyle w:val="Heading4"/>
+      </w:pPr>
+      <w:r>
+        <w:t>例 B: アルコール性重症膵炎（BISAP 4 点 / Atlanta 重症）</w:t>
+      </w:r>
+    </w:p>
+    <w:p>
+      <w:pPr>
+        <w:pStyle w:val="ListBullet"/>
+      </w:pPr>
+      <w:r>
+        <w:t>背景: 58 歳男性、アルコール性肝障害、慢性膵炎の既往、独居</w:t>
+      </w:r>
+    </w:p>
+    <w:p>
+      <w:pPr>
+        <w:pStyle w:val="ListBullet"/>
+      </w:pPr>
+      <w:r>
+        <w:t>主訴・経過: 1 週間の飲酒後、上腹部激痛で発症、24 時間後に救急搬送、徐々に意識朦朧</w:t>
+      </w:r>
+    </w:p>
+    <w:p>
+      <w:pPr>
+        <w:pStyle w:val="ListBullet"/>
+      </w:pPr>
+      <w:r>
+        <w:t>バイタル・身体所見: GCS 13、BT 38.9℃、BP 92/58、HR 124、呼吸数 26、SpO2 92% RA、Cullen 徴候 +</w:t>
+      </w:r>
+    </w:p>
+    <w:p>
+      <w:pPr>
+        <w:pStyle w:val="ListBullet"/>
+      </w:pPr>
+      <w:r>
+        <w:t>検査所見: Lipase 4,500、WBC 22,000、CRP 28、BUN 36、Cre 1.8、Hct 48 (血液濃縮)、Lactate 4.2、CT で広範な膵壊死 + 両側胸水</w:t>
+      </w:r>
+    </w:p>
+    <w:p>
+      <w:pPr>
+        <w:pStyle w:val="ListBullet"/>
+      </w:pPr>
+      <w:r>
+        <w:t>スコア計算: BISAP = BUN(1) + Imp(1) + SIRS(1) + 60超なし + Pleural(1) = **4 点（重症）** / Atlanta = 持続性臓器不全 → **重症**</w:t>
+      </w:r>
+    </w:p>
+    <w:p>
+      <w:pPr>
+        <w:pStyle w:val="ListBullet"/>
+      </w:pPr>
+      <w:r>
+        <w:t>治療方針: **個室入室、看護師監視強化下で集中管理（当院対応範囲）**、CV 挿入、強力輸液（最初 6 時間で 5-10 mL/kg/h）、モルヒネ 1-2 mg/h 持続、必要なら HFNC/NPPV、CT 再評価で感染性膵壊死出現なら抗菌薬 + IVR 介入、栄養は早期経腸栄養 (&lt; 48h)。ショック移行・呼吸不全進行で挿管必要なら高度医療機関へ転院</w:t>
+      </w:r>
+    </w:p>
+    <w:p>
+      <w:pPr>
+        <w:pStyle w:val="ListBullet"/>
+      </w:pPr>
+      <w:r>
+        <w:t>看護必要度寄与: 🟠 A6③ 麻薬注射 **3 点 × 5 日** / 🟠 A4 シリンジポンプ 1 点 / 🟠 A3 注射薬剤 3 種類以上 1 点 / 🟢 C23 CV 挿入 **4 日カウント該当患者扱い** / 感染合併で 🟠 A6⑦ 昇圧剤 **3 点** 追加可能性 → 圧倒的な該当患者</w:t>
+      </w:r>
+    </w:p>
+    <w:p>
+      <w:pPr>
+        <w:pStyle w:val="Heading3"/>
+      </w:pPr>
+      <w:r>
         <w:t>📚 エビデンス</w:t>
+      </w:r>
+    </w:p>
+    <w:p>
+      <w:pPr>
+        <w:pStyle w:val="ListBullet"/>
+      </w:pPr>
+      <w:r>
+        <w:t>[強] [PMID 19293787](https://pubmed.ncbi.nlm.nih.gov/19293787/) — Singh VK et al. Am J Gastroenterol 2009 (397 例) — BISAP ≥ 3 で死亡・臓器不全・膵壊死リスク有意上昇</w:t>
+      </w:r>
+    </w:p>
+    <w:p>
+      <w:pPr>
+        <w:pStyle w:val="ListBullet"/>
+      </w:pPr>
+      <w:r>
+        <w:t>[強] [PMID 23100216](https://pubmed.ncbi.nlm.nih.gov/23100216/) — Banks PA et al. Gut 2013 — 改訂 Atlanta 分類、急性膵炎の標準的重症度分類</w:t>
       </w:r>
     </w:p>
     <w:p>
@@ -1766,7 +2352,7 @@
         <w:pStyle w:val="Heading2"/>
       </w:pPr>
       <w:r>
-        <w:t>7. 🫁 重症肺炎（CURB-65 高、ICU 候補・ショックなし）</w:t>
+        <w:t>7. 🫁 重症肺炎（CURB-65 高・ショックなし）</w:t>
       </w:r>
     </w:p>
     <w:p>
@@ -1799,6 +2385,528 @@
       </w:pPr>
       <w:r>
         <w:t>意識障害なし、血圧維持できているがハイリスク</w:t>
+      </w:r>
+    </w:p>
+    <w:p>
+      <w:pPr>
+        <w:pStyle w:val="Heading3"/>
+      </w:pPr>
+      <w:r>
+        <w:t>📊 重症度評価スコア</w:t>
+      </w:r>
+    </w:p>
+    <w:p>
+      <w:pPr>
+        <w:pStyle w:val="Heading4"/>
+      </w:pPr>
+      <w:r>
+        <w:t>CURB-65（英国胸部学会、5 点満点）</w:t>
+      </w:r>
+    </w:p>
+    <w:tbl>
+      <w:tblPr>
+        <w:tblStyle w:val="LightGrid"/>
+        <w:tblW w:type="auto" w:w="0"/>
+        <w:tblLook w:firstColumn="1" w:firstRow="1" w:lastColumn="0" w:lastRow="0" w:noHBand="0" w:noVBand="1" w:val="04A0"/>
+      </w:tblPr>
+      <w:tblGrid>
+        <w:gridCol w:w="3324"/>
+        <w:gridCol w:w="3324"/>
+        <w:gridCol w:w="3324"/>
+      </w:tblGrid>
+      <w:tr>
+        <w:tc>
+          <w:tcPr>
+            <w:tcW w:type="dxa" w:w="3324"/>
+          </w:tcPr>
+          <w:p>
+            <w:r>
+              <w:t>項目</w:t>
+            </w:r>
+          </w:p>
+        </w:tc>
+        <w:tc>
+          <w:tcPr>
+            <w:tcW w:type="dxa" w:w="3324"/>
+          </w:tcPr>
+          <w:p>
+            <w:r>
+              <w:t>該当条件</w:t>
+            </w:r>
+          </w:p>
+        </w:tc>
+        <w:tc>
+          <w:tcPr>
+            <w:tcW w:type="dxa" w:w="3324"/>
+          </w:tcPr>
+          <w:p>
+            <w:r>
+              <w:t>点数</w:t>
+            </w:r>
+          </w:p>
+        </w:tc>
+      </w:tr>
+      <w:tr>
+        <w:tc>
+          <w:tcPr>
+            <w:tcW w:type="dxa" w:w="3324"/>
+          </w:tcPr>
+          <w:p>
+            <w:r>
+              <w:t>C: Confusion</w:t>
+            </w:r>
+          </w:p>
+        </w:tc>
+        <w:tc>
+          <w:tcPr>
+            <w:tcW w:type="dxa" w:w="3324"/>
+          </w:tcPr>
+          <w:p>
+            <w:r>
+              <w:t>意識障害（AMTS ≤ 8 / 見当識障害）</w:t>
+            </w:r>
+          </w:p>
+        </w:tc>
+        <w:tc>
+          <w:tcPr>
+            <w:tcW w:type="dxa" w:w="3324"/>
+          </w:tcPr>
+          <w:p>
+            <w:r>
+              <w:t>1点</w:t>
+            </w:r>
+          </w:p>
+        </w:tc>
+      </w:tr>
+      <w:tr>
+        <w:tc>
+          <w:tcPr>
+            <w:tcW w:type="dxa" w:w="3324"/>
+          </w:tcPr>
+          <w:p>
+            <w:r>
+              <w:t>U: Urea</w:t>
+            </w:r>
+          </w:p>
+        </w:tc>
+        <w:tc>
+          <w:tcPr>
+            <w:tcW w:type="dxa" w:w="3324"/>
+          </w:tcPr>
+          <w:p>
+            <w:r>
+              <w:t>BUN &gt; 20 mg/dL（脱水・腎機能低下）</w:t>
+            </w:r>
+          </w:p>
+        </w:tc>
+        <w:tc>
+          <w:tcPr>
+            <w:tcW w:type="dxa" w:w="3324"/>
+          </w:tcPr>
+          <w:p>
+            <w:r>
+              <w:t>1点</w:t>
+            </w:r>
+          </w:p>
+        </w:tc>
+      </w:tr>
+      <w:tr>
+        <w:tc>
+          <w:tcPr>
+            <w:tcW w:type="dxa" w:w="3324"/>
+          </w:tcPr>
+          <w:p>
+            <w:r>
+              <w:t>R: Respiratory rate</w:t>
+            </w:r>
+          </w:p>
+        </w:tc>
+        <w:tc>
+          <w:tcPr>
+            <w:tcW w:type="dxa" w:w="3324"/>
+          </w:tcPr>
+          <w:p>
+            <w:r>
+              <w:t>呼吸数 ≥ 30/min（頻呼吸）</w:t>
+            </w:r>
+          </w:p>
+        </w:tc>
+        <w:tc>
+          <w:tcPr>
+            <w:tcW w:type="dxa" w:w="3324"/>
+          </w:tcPr>
+          <w:p>
+            <w:r>
+              <w:t>1点</w:t>
+            </w:r>
+          </w:p>
+        </w:tc>
+      </w:tr>
+      <w:tr>
+        <w:tc>
+          <w:tcPr>
+            <w:tcW w:type="dxa" w:w="3324"/>
+          </w:tcPr>
+          <w:p>
+            <w:r>
+              <w:t>B: Blood pressure</w:t>
+            </w:r>
+          </w:p>
+        </w:tc>
+        <w:tc>
+          <w:tcPr>
+            <w:tcW w:type="dxa" w:w="3324"/>
+          </w:tcPr>
+          <w:p>
+            <w:r>
+              <w:t>収縮期 &lt; 90 mmHg または 拡張期 ≤ 60 mmHg</w:t>
+            </w:r>
+          </w:p>
+        </w:tc>
+        <w:tc>
+          <w:tcPr>
+            <w:tcW w:type="dxa" w:w="3324"/>
+          </w:tcPr>
+          <w:p>
+            <w:r>
+              <w:t>1点</w:t>
+            </w:r>
+          </w:p>
+        </w:tc>
+      </w:tr>
+      <w:tr>
+        <w:tc>
+          <w:tcPr>
+            <w:tcW w:type="dxa" w:w="3324"/>
+          </w:tcPr>
+          <w:p>
+            <w:r>
+              <w:t>65: Age</w:t>
+            </w:r>
+          </w:p>
+        </w:tc>
+        <w:tc>
+          <w:tcPr>
+            <w:tcW w:type="dxa" w:w="3324"/>
+          </w:tcPr>
+          <w:p>
+            <w:r>
+              <w:t>年齢 ≥ 65 歳</w:t>
+            </w:r>
+          </w:p>
+        </w:tc>
+        <w:tc>
+          <w:tcPr>
+            <w:tcW w:type="dxa" w:w="3324"/>
+          </w:tcPr>
+          <w:p>
+            <w:r>
+              <w:t>1点</w:t>
+            </w:r>
+          </w:p>
+        </w:tc>
+      </w:tr>
+    </w:tbl>
+    <w:p>
+      <w:r>
+        <w:t>解釈:</w:t>
+      </w:r>
+    </w:p>
+    <w:p>
+      <w:pPr>
+        <w:pStyle w:val="ListBullet"/>
+      </w:pPr>
+      <w:r>
+        <w:t>0-1 点: 軽症（30 日死亡率 0.7-3%）— 外来治療可</w:t>
+      </w:r>
+    </w:p>
+    <w:p>
+      <w:pPr>
+        <w:pStyle w:val="ListBullet"/>
+      </w:pPr>
+      <w:r>
+        <w:t>2 点: 中等症（死亡率 9%）— **入院検討**</w:t>
+      </w:r>
+    </w:p>
+    <w:p>
+      <w:pPr>
+        <w:pStyle w:val="ListBullet"/>
+      </w:pPr>
+      <w:r>
+        <w:t>3 点: **重症（死亡率 17%）— 入院、個室管理 + 看護師監視強化（NPPV/HFNC 含む呼吸ケア）、抗菌薬 IV**</w:t>
+      </w:r>
+    </w:p>
+    <w:p>
+      <w:pPr>
+        <w:pStyle w:val="ListBullet"/>
+      </w:pPr>
+      <w:r>
+        <w:t>4-5 点: **超重症（死亡率 41-57%）— ショック・挿管必要なら高度医療機関へ転院**</w:t>
+      </w:r>
+    </w:p>
+    <w:p>
+      <w:r>
+        <w:rPr>
+          <w:i/>
+        </w:rPr>
+        <w:t>出典: Lim WS et al. Thorax 2003 ([PMID 12728155](https://pubmed.ncbi.nlm.nih.gov/12728155/))</w:t>
+      </w:r>
+    </w:p>
+    <w:p>
+      <w:pPr>
+        <w:pStyle w:val="Heading4"/>
+      </w:pPr>
+      <w:r>
+        <w:t>A-DROP（日本呼吸器学会、5 点満点）</w:t>
+      </w:r>
+    </w:p>
+    <w:tbl>
+      <w:tblPr>
+        <w:tblStyle w:val="LightGrid"/>
+        <w:tblW w:type="auto" w:w="0"/>
+        <w:tblLook w:firstColumn="1" w:firstRow="1" w:lastColumn="0" w:lastRow="0" w:noHBand="0" w:noVBand="1" w:val="04A0"/>
+      </w:tblPr>
+      <w:tblGrid>
+        <w:gridCol w:w="3324"/>
+        <w:gridCol w:w="3324"/>
+        <w:gridCol w:w="3324"/>
+      </w:tblGrid>
+      <w:tr>
+        <w:tc>
+          <w:tcPr>
+            <w:tcW w:type="dxa" w:w="3324"/>
+          </w:tcPr>
+          <w:p>
+            <w:r>
+              <w:t>項目</w:t>
+            </w:r>
+          </w:p>
+        </w:tc>
+        <w:tc>
+          <w:tcPr>
+            <w:tcW w:type="dxa" w:w="3324"/>
+          </w:tcPr>
+          <w:p>
+            <w:r>
+              <w:t>該当条件</w:t>
+            </w:r>
+          </w:p>
+        </w:tc>
+        <w:tc>
+          <w:tcPr>
+            <w:tcW w:type="dxa" w:w="3324"/>
+          </w:tcPr>
+          <w:p>
+            <w:r>
+              <w:t>点数</w:t>
+            </w:r>
+          </w:p>
+        </w:tc>
+      </w:tr>
+      <w:tr>
+        <w:tc>
+          <w:tcPr>
+            <w:tcW w:type="dxa" w:w="3324"/>
+          </w:tcPr>
+          <w:p>
+            <w:r>
+              <w:t>A: Age</w:t>
+            </w:r>
+          </w:p>
+        </w:tc>
+        <w:tc>
+          <w:tcPr>
+            <w:tcW w:type="dxa" w:w="3324"/>
+          </w:tcPr>
+          <w:p>
+            <w:r>
+              <w:t>男性 ≥ 70 歳 / 女性 ≥ 75 歳</w:t>
+            </w:r>
+          </w:p>
+        </w:tc>
+        <w:tc>
+          <w:tcPr>
+            <w:tcW w:type="dxa" w:w="3324"/>
+          </w:tcPr>
+          <w:p>
+            <w:r>
+              <w:t>1点</w:t>
+            </w:r>
+          </w:p>
+        </w:tc>
+      </w:tr>
+      <w:tr>
+        <w:tc>
+          <w:tcPr>
+            <w:tcW w:type="dxa" w:w="3324"/>
+          </w:tcPr>
+          <w:p>
+            <w:r>
+              <w:t>D: Dehydration</w:t>
+            </w:r>
+          </w:p>
+        </w:tc>
+        <w:tc>
+          <w:tcPr>
+            <w:tcW w:type="dxa" w:w="3324"/>
+          </w:tcPr>
+          <w:p>
+            <w:r>
+              <w:t>BUN ≥ 21 mg/dL</w:t>
+            </w:r>
+          </w:p>
+        </w:tc>
+        <w:tc>
+          <w:tcPr>
+            <w:tcW w:type="dxa" w:w="3324"/>
+          </w:tcPr>
+          <w:p>
+            <w:r>
+              <w:t>1点</w:t>
+            </w:r>
+          </w:p>
+        </w:tc>
+      </w:tr>
+      <w:tr>
+        <w:tc>
+          <w:tcPr>
+            <w:tcW w:type="dxa" w:w="3324"/>
+          </w:tcPr>
+          <w:p>
+            <w:r>
+              <w:t>R: Respiratory failure</w:t>
+            </w:r>
+          </w:p>
+        </w:tc>
+        <w:tc>
+          <w:tcPr>
+            <w:tcW w:type="dxa" w:w="3324"/>
+          </w:tcPr>
+          <w:p>
+            <w:r>
+              <w:t>SpO2 ≤ 90% または PaO2 ≤ 60 mmHg</w:t>
+            </w:r>
+          </w:p>
+        </w:tc>
+        <w:tc>
+          <w:tcPr>
+            <w:tcW w:type="dxa" w:w="3324"/>
+          </w:tcPr>
+          <w:p>
+            <w:r>
+              <w:t>1点</w:t>
+            </w:r>
+          </w:p>
+        </w:tc>
+      </w:tr>
+      <w:tr>
+        <w:tc>
+          <w:tcPr>
+            <w:tcW w:type="dxa" w:w="3324"/>
+          </w:tcPr>
+          <w:p>
+            <w:r>
+              <w:t>O: Orientation disorder</w:t>
+            </w:r>
+          </w:p>
+        </w:tc>
+        <w:tc>
+          <w:tcPr>
+            <w:tcW w:type="dxa" w:w="3324"/>
+          </w:tcPr>
+          <w:p>
+            <w:r>
+              <w:t>意識障害</w:t>
+            </w:r>
+          </w:p>
+        </w:tc>
+        <w:tc>
+          <w:tcPr>
+            <w:tcW w:type="dxa" w:w="3324"/>
+          </w:tcPr>
+          <w:p>
+            <w:r>
+              <w:t>1点</w:t>
+            </w:r>
+          </w:p>
+        </w:tc>
+      </w:tr>
+      <w:tr>
+        <w:tc>
+          <w:tcPr>
+            <w:tcW w:type="dxa" w:w="3324"/>
+          </w:tcPr>
+          <w:p>
+            <w:r>
+              <w:t>P: Pressure</w:t>
+            </w:r>
+          </w:p>
+        </w:tc>
+        <w:tc>
+          <w:tcPr>
+            <w:tcW w:type="dxa" w:w="3324"/>
+          </w:tcPr>
+          <w:p>
+            <w:r>
+              <w:t>収縮期血圧 ≤ 90 mmHg</w:t>
+            </w:r>
+          </w:p>
+        </w:tc>
+        <w:tc>
+          <w:tcPr>
+            <w:tcW w:type="dxa" w:w="3324"/>
+          </w:tcPr>
+          <w:p>
+            <w:r>
+              <w:t>1点</w:t>
+            </w:r>
+          </w:p>
+        </w:tc>
+      </w:tr>
+    </w:tbl>
+    <w:p>
+      <w:r>
+        <w:t>解釈:</w:t>
+      </w:r>
+    </w:p>
+    <w:p>
+      <w:pPr>
+        <w:pStyle w:val="ListBullet"/>
+      </w:pPr>
+      <w:r>
+        <w:t>0 点: 軽症 — 外来治療</w:t>
+      </w:r>
+    </w:p>
+    <w:p>
+      <w:pPr>
+        <w:pStyle w:val="ListBullet"/>
+      </w:pPr>
+      <w:r>
+        <w:t>1-2 点: 中等症 — 入院検討</w:t>
+      </w:r>
+    </w:p>
+    <w:p>
+      <w:pPr>
+        <w:pStyle w:val="ListBullet"/>
+      </w:pPr>
+      <w:r>
+        <w:t>3 点: **重症 — 入院、個室管理 + NPPV/HFNC 含む呼吸ケア**</w:t>
+      </w:r>
+    </w:p>
+    <w:p>
+      <w:pPr>
+        <w:pStyle w:val="ListBullet"/>
+      </w:pPr>
+      <w:r>
+        <w:t>4-5 点: **超重症 — ショック・挿管必要なら高度医療機関へ転院**</w:t>
+      </w:r>
+    </w:p>
+    <w:p>
+      <w:r>
+        <w:rPr>
+          <w:i/>
+        </w:rPr>
+        <w:t>出典: 日本呼吸器学会 成人肺炎診療ガイドライン 2024</w:t>
       </w:r>
     </w:p>
     <w:p>
@@ -1946,6 +3054,142 @@
         <w:pStyle w:val="Heading3"/>
       </w:pPr>
       <w:r>
+        <w:t>🩺 具体例（典型的な患者像）</w:t>
+      </w:r>
+    </w:p>
+    <w:p>
+      <w:pPr>
+        <w:pStyle w:val="Heading4"/>
+      </w:pPr>
+      <w:r>
+        <w:t>例 A: 高齢の脱水＋意識障害（CURB-65 3 点 / A-DROP 4 点）</w:t>
+      </w:r>
+    </w:p>
+    <w:p>
+      <w:pPr>
+        <w:pStyle w:val="ListBullet"/>
+      </w:pPr>
+      <w:r>
+        <w:t>背景: 78 歳女性、施設入所中、糖尿病・高血圧</w:t>
+      </w:r>
+    </w:p>
+    <w:p>
+      <w:pPr>
+        <w:pStyle w:val="ListBullet"/>
+      </w:pPr>
+      <w:r>
+        <w:t>主訴・経過: 3 日前から食事摂取低下と発熱、来院前から意識朦朧</w:t>
+      </w:r>
+    </w:p>
+    <w:p>
+      <w:pPr>
+        <w:pStyle w:val="ListBullet"/>
+      </w:pPr>
+      <w:r>
+        <w:t>バイタル・身体所見: GCS 13、BT 38.7℃、呼吸数 28/min、BP 102/65、HR 110、SpO2 89% RA</w:t>
+      </w:r>
+    </w:p>
+    <w:p>
+      <w:pPr>
+        <w:pStyle w:val="ListBullet"/>
+      </w:pPr>
+      <w:r>
+        <w:t>検査所見: WBC 14,500、CRP 18.2、BUN 38 mg/dL、Cre 1.6、Na 134、CXR 右下葉浸潤影</w:t>
+      </w:r>
+    </w:p>
+    <w:p>
+      <w:pPr>
+        <w:pStyle w:val="ListBullet"/>
+      </w:pPr>
+      <w:r>
+        <w:t>スコア計算: CURB-65 = C(1) + U(1) + 65(1) = **3 点（重症）** / A-DROP = A(1)+D(1)+R(1)+O(1) = **4 点（超重症）**</w:t>
+      </w:r>
+    </w:p>
+    <w:p>
+      <w:pPr>
+        <w:pStyle w:val="ListBullet"/>
+      </w:pPr>
+      <w:r>
+        <w:t>治療方針: 緊急入院、6F 病棟、酸素 3L 鼻カニュラで SpO2 ≥ 94% 維持、PIPC/TAZ 4.5g 負荷 → 13.5g/24h 持続、輸液 + 電解質補正、血液培養 2 セット</w:t>
+      </w:r>
+    </w:p>
+    <w:p>
+      <w:pPr>
+        <w:pStyle w:val="ListBullet"/>
+      </w:pPr>
+      <w:r>
+        <w:t>看護必要度寄与: 🟠 A2 呼吸ケア (酸素) 1 点 / 🟠 A4 シリンジポンプ 1 点 / 🟠 A3 注射薬剤 3 種類以上 1 点 / 🟠 A7 救急搬送後 2 点（入院日と翌日） → 初日 **A 計 5 点で該当**</w:t>
+      </w:r>
+    </w:p>
+    <w:p>
+      <w:pPr>
+        <w:pStyle w:val="Heading4"/>
+      </w:pPr>
+      <w:r>
+        <w:t>例 B: 高齢のショック移行例（CURB-65 5 点）</w:t>
+      </w:r>
+    </w:p>
+    <w:p>
+      <w:pPr>
+        <w:pStyle w:val="ListBullet"/>
+      </w:pPr>
+      <w:r>
+        <w:t>背景: 82 歳男性、誤嚥性肺炎の既往、嚥下機能低下、寝たきり</w:t>
+      </w:r>
+    </w:p>
+    <w:p>
+      <w:pPr>
+        <w:pStyle w:val="ListBullet"/>
+      </w:pPr>
+      <w:r>
+        <w:t>主訴・経過: 発熱と呼吸困難で家族搬送、来院時すでに低血圧</w:t>
+      </w:r>
+    </w:p>
+    <w:p>
+      <w:pPr>
+        <w:pStyle w:val="ListBullet"/>
+      </w:pPr>
+      <w:r>
+        <w:t>バイタル・身体所見: 意識混濁（GCS 11）、BT 38.5℃、呼吸数 32/min、BP 80/50、HR 124、SpO2 86% RA</w:t>
+      </w:r>
+    </w:p>
+    <w:p>
+      <w:pPr>
+        <w:pStyle w:val="ListBullet"/>
+      </w:pPr>
+      <w:r>
+        <w:t>検査所見: WBC 18,200、CRP 22、BUN 45、Cre 1.9、Lactate 3.2、CXR 両側浸潤影</w:t>
+      </w:r>
+    </w:p>
+    <w:p>
+      <w:pPr>
+        <w:pStyle w:val="ListBullet"/>
+      </w:pPr>
+      <w:r>
+        <w:t>スコア計算: CURB-65 = C(1) + U(1) + R(1) + B(1) + 65(1) = **5 点（超重症、院内死亡率 ≥ 22%）**</w:t>
+      </w:r>
+    </w:p>
+    <w:p>
+      <w:pPr>
+        <w:pStyle w:val="ListBullet"/>
+      </w:pPr>
+      <w:r>
+        <w:t>治療方針: **当院対応範囲超過 → 高度医療機関への転院推奨**。転院前安定化として: CV 挿入、ノルアドレナリン 0.05 μg/kg/min 開始、MEPM 1g IV → 3g/24h 持続、HFNC または NPPV 装着、MRSA カバー追加検討。安定後に転院搬送</w:t>
+      </w:r>
+    </w:p>
+    <w:p>
+      <w:pPr>
+        <w:pStyle w:val="ListBullet"/>
+      </w:pPr>
+      <w:r>
+        <w:t>看護必要度寄与: （転院前安定化中の当院での寄与）🟠 A6⑦ 昇圧剤注射 **3 点** / 🟠 A2 呼吸ケア (HFNC/NPPV) 1 点 / 🟠 A4 シリンジポンプ 1 点 / 🟠 A3 注射薬剤 3 種類以上 1 点 / 🟢 C23 CV 挿入 4 日カウント / 🟠 A7 救急搬送後 2 点 → **A 計 8 点 + C 該当 = 圧倒的な該当患者**</w:t>
+      </w:r>
+    </w:p>
+    <w:p>
+      <w:pPr>
+        <w:pStyle w:val="Heading3"/>
+      </w:pPr>
+      <w:r>
         <w:t>📚 エビデンス</w:t>
       </w:r>
     </w:p>
@@ -1954,7 +3198,7 @@
         <w:pStyle w:val="ListBullet"/>
       </w:pPr>
       <w:r>
-        <w:t>[強] ATS/IDSA CAP ガイドライン 2019 — 重症 CAP は β-ラクタム + マクロライド or キノロン併用、ICU 適応評価必須</w:t>
+        <w:t>[強] ATS/IDSA CAP ガイドライン 2019 — 重症 CAP は β-ラクタム + マクロライド or キノロン併用、高度医療機関への転院適応評価必須</w:t>
       </w:r>
     </w:p>
     <w:p>
@@ -1962,6 +3206,14 @@
         <w:pStyle w:val="ListBullet"/>
       </w:pPr>
       <w:r>
+        <w:t>[強] [PMID 12728155](https://pubmed.ncbi.nlm.nih.gov/12728155/) — Lim WS et al. Thorax 2003 — CURB-65 オリジナル論文。1,068 例の国際多施設研究で 5 段階の死亡率階層化を確立</w:t>
+      </w:r>
+    </w:p>
+    <w:p>
+      <w:pPr>
+        <w:pStyle w:val="ListBullet"/>
+      </w:pPr>
+      <w:r>
         <w:t>[中] [PMID 38864155](https://pubmed.ncbi.nlm.nih.gov/38864155/) — BLING-III: β-ラクタム持続点滴は重症感染症で合理的、メタ解析では NNT 26</w:t>
       </w:r>
     </w:p>
@@ -1994,7 +3246,7 @@
         <w:pStyle w:val="ListBullet"/>
       </w:pPr>
       <w:r>
-        <w:t>ICU 適応の見極め (呼吸不全進行・ショック移行) を逃さない</w:t>
+        <w:t>高度医療機関への転院適応の見極め（呼吸不全進行で挿管が必要、ショック移行で集中治療が必要）を逃さない</w:t>
       </w:r>
     </w:p>
     <w:p>
@@ -2771,6 +4023,464 @@
       </w:pPr>
       <w:r>
         <w:t>※ cold/wet (cardiogenic shock 移行例) は SBP &lt; 90 + 末梢冷感、A6⑦ 昇圧剤主体に切替</w:t>
+      </w:r>
+    </w:p>
+    <w:p>
+      <w:pPr>
+        <w:pStyle w:val="Heading3"/>
+      </w:pPr>
+      <w:r>
+        <w:t>📊 重症度評価スコア</w:t>
+      </w:r>
+    </w:p>
+    <w:p>
+      <w:pPr>
+        <w:pStyle w:val="Heading4"/>
+      </w:pPr>
+      <w:r>
+        <w:t>Forrester 分類（うっ血と末梢循環の組み合わせ、4 群）</w:t>
+      </w:r>
+    </w:p>
+    <w:tbl>
+      <w:tblPr>
+        <w:tblStyle w:val="LightGrid"/>
+        <w:tblW w:type="auto" w:w="0"/>
+        <w:tblLook w:firstColumn="1" w:firstRow="1" w:lastColumn="0" w:lastRow="0" w:noHBand="0" w:noVBand="1" w:val="04A0"/>
+      </w:tblPr>
+      <w:tblGrid>
+        <w:gridCol w:w="3324"/>
+        <w:gridCol w:w="3324"/>
+        <w:gridCol w:w="3324"/>
+      </w:tblGrid>
+      <w:tr>
+        <w:tc>
+          <w:tcPr>
+            <w:tcW w:type="dxa" w:w="3324"/>
+          </w:tcPr>
+          <w:p>
+            <w:r>
+              <w:t>項目</w:t>
+            </w:r>
+          </w:p>
+        </w:tc>
+        <w:tc>
+          <w:tcPr>
+            <w:tcW w:type="dxa" w:w="3324"/>
+          </w:tcPr>
+          <w:p>
+            <w:r>
+              <w:t>該当条件</w:t>
+            </w:r>
+          </w:p>
+        </w:tc>
+        <w:tc>
+          <w:tcPr>
+            <w:tcW w:type="dxa" w:w="3324"/>
+          </w:tcPr>
+          <w:p>
+            <w:r>
+              <w:t>点数</w:t>
+            </w:r>
+          </w:p>
+        </w:tc>
+      </w:tr>
+      <w:tr>
+        <w:tc>
+          <w:tcPr>
+            <w:tcW w:type="dxa" w:w="3324"/>
+          </w:tcPr>
+          <w:p>
+            <w:r>
+              <w:t>I 型 (dry/warm)</w:t>
+            </w:r>
+          </w:p>
+        </w:tc>
+        <w:tc>
+          <w:tcPr>
+            <w:tcW w:type="dxa" w:w="3324"/>
+          </w:tcPr>
+          <w:p>
+            <w:r>
+              <w:t>うっ血なし + 末梢温暖（PCWP &lt; 18, CI &gt; 2.2）</w:t>
+            </w:r>
+          </w:p>
+        </w:tc>
+        <w:tc>
+          <w:tcPr>
+            <w:tcW w:type="dxa" w:w="3324"/>
+          </w:tcPr>
+          <w:p>
+            <w:r>
+              <w:t>—</w:t>
+            </w:r>
+          </w:p>
+        </w:tc>
+      </w:tr>
+      <w:tr>
+        <w:tc>
+          <w:tcPr>
+            <w:tcW w:type="dxa" w:w="3324"/>
+          </w:tcPr>
+          <w:p>
+            <w:r>
+              <w:t>II 型 (wet/warm) — **hot/wet**</w:t>
+            </w:r>
+          </w:p>
+        </w:tc>
+        <w:tc>
+          <w:tcPr>
+            <w:tcW w:type="dxa" w:w="3324"/>
+          </w:tcPr>
+          <w:p>
+            <w:r>
+              <w:t>**うっ血あり + 末梢温暖**（PCWP &gt; 18, CI &gt; 2.2）</w:t>
+            </w:r>
+          </w:p>
+        </w:tc>
+        <w:tc>
+          <w:tcPr>
+            <w:tcW w:type="dxa" w:w="3324"/>
+          </w:tcPr>
+          <w:p>
+            <w:r>
+              <w:t>—</w:t>
+            </w:r>
+          </w:p>
+        </w:tc>
+      </w:tr>
+      <w:tr>
+        <w:tc>
+          <w:tcPr>
+            <w:tcW w:type="dxa" w:w="3324"/>
+          </w:tcPr>
+          <w:p>
+            <w:r>
+              <w:t>III 型 (dry/cold)</w:t>
+            </w:r>
+          </w:p>
+        </w:tc>
+        <w:tc>
+          <w:tcPr>
+            <w:tcW w:type="dxa" w:w="3324"/>
+          </w:tcPr>
+          <w:p>
+            <w:r>
+              <w:t>うっ血なし + 末梢冷感（PCWP &lt; 18, CI &lt; 2.2）</w:t>
+            </w:r>
+          </w:p>
+        </w:tc>
+        <w:tc>
+          <w:tcPr>
+            <w:tcW w:type="dxa" w:w="3324"/>
+          </w:tcPr>
+          <w:p>
+            <w:r>
+              <w:t>—</w:t>
+            </w:r>
+          </w:p>
+        </w:tc>
+      </w:tr>
+      <w:tr>
+        <w:tc>
+          <w:tcPr>
+            <w:tcW w:type="dxa" w:w="3324"/>
+          </w:tcPr>
+          <w:p>
+            <w:r>
+              <w:t>IV 型 (wet/cold) — **cold/wet**</w:t>
+            </w:r>
+          </w:p>
+        </w:tc>
+        <w:tc>
+          <w:tcPr>
+            <w:tcW w:type="dxa" w:w="3324"/>
+          </w:tcPr>
+          <w:p>
+            <w:r>
+              <w:t>**うっ血あり + 末梢冷感（cardiogenic shock）**（PCWP &gt; 18, CI &lt; 2.2）</w:t>
+            </w:r>
+          </w:p>
+        </w:tc>
+        <w:tc>
+          <w:tcPr>
+            <w:tcW w:type="dxa" w:w="3324"/>
+          </w:tcPr>
+          <w:p>
+            <w:r>
+              <w:t>—</w:t>
+            </w:r>
+          </w:p>
+        </w:tc>
+      </w:tr>
+    </w:tbl>
+    <w:p>
+      <w:r>
+        <w:t>解釈:</w:t>
+      </w:r>
+    </w:p>
+    <w:p>
+      <w:pPr>
+        <w:pStyle w:val="ListBullet"/>
+      </w:pPr>
+      <w:r>
+        <w:t>I 型: 経過観察、必要なら経口治療強化</w:t>
+      </w:r>
+    </w:p>
+    <w:p>
+      <w:pPr>
+        <w:pStyle w:val="ListBullet"/>
+      </w:pPr>
+      <w:r>
+        <w:t>**II 型（hot/wet）**: **血管拡張薬 (NTG IV) + 利尿剤 — 本疾患の典型**</w:t>
+      </w:r>
+    </w:p>
+    <w:p>
+      <w:pPr>
+        <w:pStyle w:val="ListBullet"/>
+      </w:pPr>
+      <w:r>
+        <w:t>III 型: 輸液負荷検討、原因精査</w:t>
+      </w:r>
+    </w:p>
+    <w:p>
+      <w:pPr>
+        <w:pStyle w:val="ListBullet"/>
+      </w:pPr>
+      <w:r>
+        <w:t>**IV 型（cold/wet）**: **昇圧剤 (NE/DOB) + 血管拡張薬慎重に — IABP / 集中治療**</w:t>
+      </w:r>
+    </w:p>
+    <w:p>
+      <w:r>
+        <w:rPr>
+          <w:i/>
+        </w:rPr>
+        <w:t>出典: Forrester JS et al. NEJM 1976（古典的分類）/ ESC HF GL 2021 で再確認</w:t>
+      </w:r>
+    </w:p>
+    <w:p>
+      <w:pPr>
+        <w:pStyle w:val="Heading4"/>
+      </w:pPr>
+      <w:r>
+        <w:t>Killip 分類（急性心筋梗塞時の心不全重症度、4 段階）</w:t>
+      </w:r>
+    </w:p>
+    <w:tbl>
+      <w:tblPr>
+        <w:tblStyle w:val="LightGrid"/>
+        <w:tblW w:type="auto" w:w="0"/>
+        <w:tblLook w:firstColumn="1" w:firstRow="1" w:lastColumn="0" w:lastRow="0" w:noHBand="0" w:noVBand="1" w:val="04A0"/>
+      </w:tblPr>
+      <w:tblGrid>
+        <w:gridCol w:w="3324"/>
+        <w:gridCol w:w="3324"/>
+        <w:gridCol w:w="3324"/>
+      </w:tblGrid>
+      <w:tr>
+        <w:tc>
+          <w:tcPr>
+            <w:tcW w:type="dxa" w:w="3324"/>
+          </w:tcPr>
+          <w:p>
+            <w:r>
+              <w:t>項目</w:t>
+            </w:r>
+          </w:p>
+        </w:tc>
+        <w:tc>
+          <w:tcPr>
+            <w:tcW w:type="dxa" w:w="3324"/>
+          </w:tcPr>
+          <w:p>
+            <w:r>
+              <w:t>該当条件</w:t>
+            </w:r>
+          </w:p>
+        </w:tc>
+        <w:tc>
+          <w:tcPr>
+            <w:tcW w:type="dxa" w:w="3324"/>
+          </w:tcPr>
+          <w:p>
+            <w:r>
+              <w:t>点数</w:t>
+            </w:r>
+          </w:p>
+        </w:tc>
+      </w:tr>
+      <w:tr>
+        <w:tc>
+          <w:tcPr>
+            <w:tcW w:type="dxa" w:w="3324"/>
+          </w:tcPr>
+          <w:p>
+            <w:r>
+              <w:t>Class I</w:t>
+            </w:r>
+          </w:p>
+        </w:tc>
+        <w:tc>
+          <w:tcPr>
+            <w:tcW w:type="dxa" w:w="3324"/>
+          </w:tcPr>
+          <w:p>
+            <w:r>
+              <w:t>心不全所見なし</w:t>
+            </w:r>
+          </w:p>
+        </w:tc>
+        <w:tc>
+          <w:tcPr>
+            <w:tcW w:type="dxa" w:w="3324"/>
+          </w:tcPr>
+          <w:p>
+            <w:r>
+              <w:t>—</w:t>
+            </w:r>
+          </w:p>
+        </w:tc>
+      </w:tr>
+      <w:tr>
+        <w:tc>
+          <w:tcPr>
+            <w:tcW w:type="dxa" w:w="3324"/>
+          </w:tcPr>
+          <w:p>
+            <w:r>
+              <w:t>Class II</w:t>
+            </w:r>
+          </w:p>
+        </w:tc>
+        <w:tc>
+          <w:tcPr>
+            <w:tcW w:type="dxa" w:w="3324"/>
+          </w:tcPr>
+          <w:p>
+            <w:r>
+              <w:t>ラ音 &lt; 1/2 肺野、S3、頸静脈怒張</w:t>
+            </w:r>
+          </w:p>
+        </w:tc>
+        <w:tc>
+          <w:tcPr>
+            <w:tcW w:type="dxa" w:w="3324"/>
+          </w:tcPr>
+          <w:p>
+            <w:r>
+              <w:t>—</w:t>
+            </w:r>
+          </w:p>
+        </w:tc>
+      </w:tr>
+      <w:tr>
+        <w:tc>
+          <w:tcPr>
+            <w:tcW w:type="dxa" w:w="3324"/>
+          </w:tcPr>
+          <w:p>
+            <w:r>
+              <w:t>Class III</w:t>
+            </w:r>
+          </w:p>
+        </w:tc>
+        <w:tc>
+          <w:tcPr>
+            <w:tcW w:type="dxa" w:w="3324"/>
+          </w:tcPr>
+          <w:p>
+            <w:r>
+              <w:t>**重症心不全（肺水腫、ラ音 &gt; 1/2 肺野）**</w:t>
+            </w:r>
+          </w:p>
+        </w:tc>
+        <w:tc>
+          <w:tcPr>
+            <w:tcW w:type="dxa" w:w="3324"/>
+          </w:tcPr>
+          <w:p>
+            <w:r>
+              <w:t>—</w:t>
+            </w:r>
+          </w:p>
+        </w:tc>
+      </w:tr>
+      <w:tr>
+        <w:tc>
+          <w:tcPr>
+            <w:tcW w:type="dxa" w:w="3324"/>
+          </w:tcPr>
+          <w:p>
+            <w:r>
+              <w:t>Class IV</w:t>
+            </w:r>
+          </w:p>
+        </w:tc>
+        <w:tc>
+          <w:tcPr>
+            <w:tcW w:type="dxa" w:w="3324"/>
+          </w:tcPr>
+          <w:p>
+            <w:r>
+              <w:t>**心原性ショック（SBP &lt; 90、末梢冷感）**</w:t>
+            </w:r>
+          </w:p>
+        </w:tc>
+        <w:tc>
+          <w:tcPr>
+            <w:tcW w:type="dxa" w:w="3324"/>
+          </w:tcPr>
+          <w:p>
+            <w:r>
+              <w:t>—</w:t>
+            </w:r>
+          </w:p>
+        </w:tc>
+      </w:tr>
+    </w:tbl>
+    <w:p>
+      <w:r>
+        <w:t>解釈:</w:t>
+      </w:r>
+    </w:p>
+    <w:p>
+      <w:pPr>
+        <w:pStyle w:val="ListBullet"/>
+      </w:pPr>
+      <w:r>
+        <w:t>Class I: 院内死亡率 &lt; 5%</w:t>
+      </w:r>
+    </w:p>
+    <w:p>
+      <w:pPr>
+        <w:pStyle w:val="ListBullet"/>
+      </w:pPr>
+      <w:r>
+        <w:t>Class II: 院内死亡率 10-20%</w:t>
+      </w:r>
+    </w:p>
+    <w:p>
+      <w:pPr>
+        <w:pStyle w:val="ListBullet"/>
+      </w:pPr>
+      <w:r>
+        <w:t>**Class III**: **院内死亡率 30-40% — 入院、集中治療**</w:t>
+      </w:r>
+    </w:p>
+    <w:p>
+      <w:pPr>
+        <w:pStyle w:val="ListBullet"/>
+      </w:pPr>
+      <w:r>
+        <w:t>**Class IV**: **院内死亡率 60-80% — 当院対応範囲超過、IABP/Impella 適応で高次医療機関へ転送**</w:t>
+      </w:r>
+    </w:p>
+    <w:p>
+      <w:r>
+        <w:rPr>
+          <w:i/>
+        </w:rPr>
+        <w:t>出典: Killip T 3rd, Kimball JT. Am J Cardiol 1967 / Mello et al. Arq Bras Cardiol 2014 ([PMID 25014060](https://pubmed.ncbi.nlm.nih.gov/25014060/)) で 1906 例で再検証</w:t>
       </w:r>
     </w:p>
     <w:p>
@@ -2942,6 +4652,142 @@
         <w:pStyle w:val="Heading3"/>
       </w:pPr>
       <w:r>
+        <w:t>🩺 具体例（典型的な患者像）</w:t>
+      </w:r>
+    </w:p>
+    <w:p>
+      <w:pPr>
+        <w:pStyle w:val="Heading4"/>
+      </w:pPr>
+      <w:r>
+        <w:t>例 A: 高血圧緊急症型 hot/wet (Forrester II / Killip III)</w:t>
+      </w:r>
+    </w:p>
+    <w:p>
+      <w:pPr>
+        <w:pStyle w:val="ListBullet"/>
+      </w:pPr>
+      <w:r>
+        <w:t>背景: 75 歳男性、高血圧・慢性心不全（HFpEF）、最近内服中断</w:t>
+      </w:r>
+    </w:p>
+    <w:p>
+      <w:pPr>
+        <w:pStyle w:val="ListBullet"/>
+      </w:pPr>
+      <w:r>
+        <w:t>主訴・経過: 夜間突然の呼吸困難、起座呼吸で救急搬送</w:t>
+      </w:r>
+    </w:p>
+    <w:p>
+      <w:pPr>
+        <w:pStyle w:val="ListBullet"/>
+      </w:pPr>
+      <w:r>
+        <w:t>バイタル・身体所見: BP 198/112、HR 118、呼吸数 32、SpO2 84% RA → 高流量酸素 (15L マスク) で 92%、両肺野でラ音、頸静脈怒張、末梢温暖</w:t>
+      </w:r>
+    </w:p>
+    <w:p>
+      <w:pPr>
+        <w:pStyle w:val="ListBullet"/>
+      </w:pPr>
+      <w:r>
+        <w:t>検査所見: BNP 1,850、トロポニン陰性、Cre 1.4、Na 138、CXR で両側肺野バタフライ陰影、CTR 60%</w:t>
+      </w:r>
+    </w:p>
+    <w:p>
+      <w:pPr>
+        <w:pStyle w:val="ListBullet"/>
+      </w:pPr>
+      <w:r>
+        <w:t>スコア計算: Forrester = うっ血(+) + 末梢温暖 → **II 型 (hot/wet)** / Killip = 肺水腫 → **Class III**</w:t>
+      </w:r>
+    </w:p>
+    <w:p>
+      <w:pPr>
+        <w:pStyle w:val="ListBullet"/>
+      </w:pPr>
+      <w:r>
+        <w:t>治療方針: 緊急入院、6F 病棟 (or HCU)、酸素 8-10L マスク、ニトログリセリン 5 μg/min IV → 増量 max 200 μg/min（SBP 100 維持）、フロセミド 40mg IV、A line、24-72h で経口 ACE-I/ARNI 移行</w:t>
+      </w:r>
+    </w:p>
+    <w:p>
+      <w:pPr>
+        <w:pStyle w:val="ListBullet"/>
+      </w:pPr>
+      <w:r>
+        <w:t>看護必要度寄与: 🟠 A4 シリンジポンプ管理 (NTG 持続) 1 点 / 🟠 A3 注射薬剤 3 種類以上 (NTG + フロセミド + 補液) 1 点 / 🟠 A2 呼吸ケア (酸素) 1 点 / 🟠 A7 救急搬送後 2 点（入院日と翌日）→ 入院日 **A 計 5 点で該当**、NTG 継続中は連日 A4+A3=2 点で該当維持</w:t>
+      </w:r>
+    </w:p>
+    <w:p>
+      <w:pPr>
+        <w:pStyle w:val="Heading4"/>
+      </w:pPr>
+      <w:r>
+        <w:t>例 B: cold/wet 移行 (Forrester IV / Killip IV — 心原性ショック)</w:t>
+      </w:r>
+    </w:p>
+    <w:p>
+      <w:pPr>
+        <w:pStyle w:val="ListBullet"/>
+      </w:pPr>
+      <w:r>
+        <w:t>背景: 82 歳女性、虚血性心疾患、CKD ステージ 4</w:t>
+      </w:r>
+    </w:p>
+    <w:p>
+      <w:pPr>
+        <w:pStyle w:val="ListBullet"/>
+      </w:pPr>
+      <w:r>
+        <w:t>主訴・経過: 前日からの呼吸困難 + 嘔吐、来院時すでに低血圧と末梢冷感</w:t>
+      </w:r>
+    </w:p>
+    <w:p>
+      <w:pPr>
+        <w:pStyle w:val="ListBullet"/>
+      </w:pPr>
+      <w:r>
+        <w:t>バイタル・身体所見: 意識朦朧 (GCS 13)、BP 78/45、HR 132、呼吸数 36、SpO2 82% RA、末梢冷感・チアノーゼ、両肺野で湿性ラ音</w:t>
+      </w:r>
+    </w:p>
+    <w:p>
+      <w:pPr>
+        <w:pStyle w:val="ListBullet"/>
+      </w:pPr>
+      <w:r>
+        <w:t>検査所見: BNP 3,200、トロポニン上昇、Lactate 4.5、Cre 2.8、ABG: pH 7.28 / PaO2 58 / PaCO2 42 / HCO3 18</w:t>
+      </w:r>
+    </w:p>
+    <w:p>
+      <w:pPr>
+        <w:pStyle w:val="ListBullet"/>
+      </w:pPr>
+      <w:r>
+        <w:t>スコア計算: Forrester = うっ血(+) + 末梢冷感 → **IV 型 (cold/wet)** / Killip = 心原性ショック → **Class IV（院内死亡率 60-80%）**</w:t>
+      </w:r>
+    </w:p>
+    <w:p>
+      <w:pPr>
+        <w:pStyle w:val="ListBullet"/>
+      </w:pPr>
+      <w:r>
+        <w:t>治療方針: **個室入室、看護師監視強化下で集中管理**、CV 挿入、ノルアドレナリン 0.05 μg/kg/min 開始、ドブタミン併用検討、HFNC または NPPV 装着、フロセミド少量 IV (尿量見ながら)、A line、Foley。IABP/Impella 適応または挿管必要時は高次医療機関（CCU）へ転送</w:t>
+      </w:r>
+    </w:p>
+    <w:p>
+      <w:pPr>
+        <w:pStyle w:val="ListBullet"/>
+      </w:pPr>
+      <w:r>
+        <w:t>看護必要度寄与: 🟠 A6⑦ 昇圧剤注射 (NE 持続) **3 点** / 🟠 A4 シリンジポンプ 1 点 / 🟠 A3 注射薬剤 3 種類以上 1 点 / 🟠 A2 呼吸ケア (酸素・NPPV) 1 点 / 🟢 C23 CV 挿入 4 日カウント / 🟠 A7 救急搬送後 2 点 → **A 計 8 点 + C 該当 = 圧倒的な該当患者**</w:t>
+      </w:r>
+    </w:p>
+    <w:p>
+      <w:pPr>
+        <w:pStyle w:val="Heading3"/>
+      </w:pPr>
+      <w:r>
         <w:t>📚 エビデンス</w:t>
       </w:r>
     </w:p>
@@ -2958,6 +4804,14 @@
         <w:pStyle w:val="ListBullet"/>
       </w:pPr>
       <w:r>
+        <w:t>[強] [PMID 25014060](https://pubmed.ncbi.nlm.nih.gov/25014060/) — Mello et al. Arq Bras Cardiol 2014 (1906 例 5 年追跡) — Killip 分類は 60 年経過後も有意な独立予後因子</w:t>
+      </w:r>
+    </w:p>
+    <w:p>
+      <w:pPr>
+        <w:pStyle w:val="ListBullet"/>
+      </w:pPr>
+      <w:r>
         <w:t>[強] [PMID 35636830](https://pubmed.ncbi.nlm.nih.gov/35636830/) — 2021 ESC HF GL — SBP &gt; 110 mmHg の急性心不全で IV vasodilator (Class IIa)</w:t>
       </w:r>
     </w:p>
@@ -3120,6 +4974,336 @@
       </w:pPr>
       <w:r>
         <w:t>意識障害・乏尿・末梢冷感</w:t>
+      </w:r>
+    </w:p>
+    <w:p>
+      <w:pPr>
+        <w:pStyle w:val="Heading3"/>
+      </w:pPr>
+      <w:r>
+        <w:t>📊 重症度評価スコア</w:t>
+      </w:r>
+    </w:p>
+    <w:p>
+      <w:pPr>
+        <w:pStyle w:val="Heading4"/>
+      </w:pPr>
+      <w:r>
+        <w:t>qSOFA（quick SOFA、ベッドサイド 3 項目）</w:t>
+      </w:r>
+    </w:p>
+    <w:tbl>
+      <w:tblPr>
+        <w:tblStyle w:val="LightGrid"/>
+        <w:tblW w:type="auto" w:w="0"/>
+        <w:tblLook w:firstColumn="1" w:firstRow="1" w:lastColumn="0" w:lastRow="0" w:noHBand="0" w:noVBand="1" w:val="04A0"/>
+      </w:tblPr>
+      <w:tblGrid>
+        <w:gridCol w:w="3324"/>
+        <w:gridCol w:w="3324"/>
+        <w:gridCol w:w="3324"/>
+      </w:tblGrid>
+      <w:tr>
+        <w:tc>
+          <w:tcPr>
+            <w:tcW w:type="dxa" w:w="3324"/>
+          </w:tcPr>
+          <w:p>
+            <w:r>
+              <w:t>項目</w:t>
+            </w:r>
+          </w:p>
+        </w:tc>
+        <w:tc>
+          <w:tcPr>
+            <w:tcW w:type="dxa" w:w="3324"/>
+          </w:tcPr>
+          <w:p>
+            <w:r>
+              <w:t>該当条件</w:t>
+            </w:r>
+          </w:p>
+        </w:tc>
+        <w:tc>
+          <w:tcPr>
+            <w:tcW w:type="dxa" w:w="3324"/>
+          </w:tcPr>
+          <w:p>
+            <w:r>
+              <w:t>点数</w:t>
+            </w:r>
+          </w:p>
+        </w:tc>
+      </w:tr>
+      <w:tr>
+        <w:tc>
+          <w:tcPr>
+            <w:tcW w:type="dxa" w:w="3324"/>
+          </w:tcPr>
+          <w:p>
+            <w:r>
+              <w:t>呼吸数</w:t>
+            </w:r>
+          </w:p>
+        </w:tc>
+        <w:tc>
+          <w:tcPr>
+            <w:tcW w:type="dxa" w:w="3324"/>
+          </w:tcPr>
+          <w:p>
+            <w:r>
+              <w:t>≥ 22/min</w:t>
+            </w:r>
+          </w:p>
+        </w:tc>
+        <w:tc>
+          <w:tcPr>
+            <w:tcW w:type="dxa" w:w="3324"/>
+          </w:tcPr>
+          <w:p>
+            <w:r>
+              <w:t>1点</w:t>
+            </w:r>
+          </w:p>
+        </w:tc>
+      </w:tr>
+      <w:tr>
+        <w:tc>
+          <w:tcPr>
+            <w:tcW w:type="dxa" w:w="3324"/>
+          </w:tcPr>
+          <w:p>
+            <w:r>
+              <w:t>意識変容</w:t>
+            </w:r>
+          </w:p>
+        </w:tc>
+        <w:tc>
+          <w:tcPr>
+            <w:tcW w:type="dxa" w:w="3324"/>
+          </w:tcPr>
+          <w:p>
+            <w:r>
+              <w:t>GCS &lt; 15（意識レベル低下）</w:t>
+            </w:r>
+          </w:p>
+        </w:tc>
+        <w:tc>
+          <w:tcPr>
+            <w:tcW w:type="dxa" w:w="3324"/>
+          </w:tcPr>
+          <w:p>
+            <w:r>
+              <w:t>1点</w:t>
+            </w:r>
+          </w:p>
+        </w:tc>
+      </w:tr>
+      <w:tr>
+        <w:tc>
+          <w:tcPr>
+            <w:tcW w:type="dxa" w:w="3324"/>
+          </w:tcPr>
+          <w:p>
+            <w:r>
+              <w:t>収縮期血圧</w:t>
+            </w:r>
+          </w:p>
+        </w:tc>
+        <w:tc>
+          <w:tcPr>
+            <w:tcW w:type="dxa" w:w="3324"/>
+          </w:tcPr>
+          <w:p>
+            <w:r>
+              <w:t>≤ 100 mmHg</w:t>
+            </w:r>
+          </w:p>
+        </w:tc>
+        <w:tc>
+          <w:tcPr>
+            <w:tcW w:type="dxa" w:w="3324"/>
+          </w:tcPr>
+          <w:p>
+            <w:r>
+              <w:t>1点</w:t>
+            </w:r>
+          </w:p>
+        </w:tc>
+      </w:tr>
+    </w:tbl>
+    <w:p>
+      <w:r>
+        <w:t>解釈:</w:t>
+      </w:r>
+    </w:p>
+    <w:p>
+      <w:pPr>
+        <w:pStyle w:val="ListBullet"/>
+      </w:pPr>
+      <w:r>
+        <w:t>0-1 点: 敗血症リスク低、ただし疑いは継続</w:t>
+      </w:r>
+    </w:p>
+    <w:p>
+      <w:pPr>
+        <w:pStyle w:val="ListBullet"/>
+      </w:pPr>
+      <w:r>
+        <w:t>**≥ 2 点**: **敗血症の可能性高 — SOFA で正式評価、輸液 + 抗菌薬 + 培養を 1 時間以内に開始**</w:t>
+      </w:r>
+    </w:p>
+    <w:p>
+      <w:r>
+        <w:rPr>
+          <w:i/>
+        </w:rPr>
+        <w:t>出典: Singer M et al. JAMA 2016 Sepsis-3 ([PMID 26903338](https://pubmed.ncbi.nlm.nih.gov/26903338/))</w:t>
+      </w:r>
+    </w:p>
+    <w:p>
+      <w:pPr>
+        <w:pStyle w:val="Heading4"/>
+      </w:pPr>
+      <w:r>
+        <w:t>Sepsis-3 定義（Sepsis vs Septic shock）</w:t>
+      </w:r>
+    </w:p>
+    <w:tbl>
+      <w:tblPr>
+        <w:tblStyle w:val="LightGrid"/>
+        <w:tblW w:type="auto" w:w="0"/>
+        <w:tblLook w:firstColumn="1" w:firstRow="1" w:lastColumn="0" w:lastRow="0" w:noHBand="0" w:noVBand="1" w:val="04A0"/>
+      </w:tblPr>
+      <w:tblGrid>
+        <w:gridCol w:w="3324"/>
+        <w:gridCol w:w="3324"/>
+        <w:gridCol w:w="3324"/>
+      </w:tblGrid>
+      <w:tr>
+        <w:tc>
+          <w:tcPr>
+            <w:tcW w:type="dxa" w:w="3324"/>
+          </w:tcPr>
+          <w:p>
+            <w:r>
+              <w:t>項目</w:t>
+            </w:r>
+          </w:p>
+        </w:tc>
+        <w:tc>
+          <w:tcPr>
+            <w:tcW w:type="dxa" w:w="3324"/>
+          </w:tcPr>
+          <w:p>
+            <w:r>
+              <w:t>該当条件</w:t>
+            </w:r>
+          </w:p>
+        </w:tc>
+        <w:tc>
+          <w:tcPr>
+            <w:tcW w:type="dxa" w:w="3324"/>
+          </w:tcPr>
+          <w:p>
+            <w:r>
+              <w:t>点数</w:t>
+            </w:r>
+          </w:p>
+        </w:tc>
+      </w:tr>
+      <w:tr>
+        <w:tc>
+          <w:tcPr>
+            <w:tcW w:type="dxa" w:w="3324"/>
+          </w:tcPr>
+          <w:p>
+            <w:r>
+              <w:t>Sepsis</w:t>
+            </w:r>
+          </w:p>
+        </w:tc>
+        <w:tc>
+          <w:tcPr>
+            <w:tcW w:type="dxa" w:w="3324"/>
+          </w:tcPr>
+          <w:p>
+            <w:r>
+              <w:t>感染 + SOFA ≥ 2 点上昇（臓器障害）</w:t>
+            </w:r>
+          </w:p>
+        </w:tc>
+        <w:tc>
+          <w:tcPr>
+            <w:tcW w:type="dxa" w:w="3324"/>
+          </w:tcPr>
+          <w:p>
+            <w:r>
+              <w:t>—</w:t>
+            </w:r>
+          </w:p>
+        </w:tc>
+      </w:tr>
+      <w:tr>
+        <w:tc>
+          <w:tcPr>
+            <w:tcW w:type="dxa" w:w="3324"/>
+          </w:tcPr>
+          <w:p>
+            <w:r>
+              <w:t>**Septic shock**</w:t>
+            </w:r>
+          </w:p>
+        </w:tc>
+        <w:tc>
+          <w:tcPr>
+            <w:tcW w:type="dxa" w:w="3324"/>
+          </w:tcPr>
+          <w:p>
+            <w:r>
+              <w:t>**Sepsis + 輸液負荷後も MAP ≥ 65 維持に昇圧剤必要 + Lactate &gt; 2 mmol/L**</w:t>
+            </w:r>
+          </w:p>
+        </w:tc>
+        <w:tc>
+          <w:tcPr>
+            <w:tcW w:type="dxa" w:w="3324"/>
+          </w:tcPr>
+          <w:p>
+            <w:r>
+              <w:t>—</w:t>
+            </w:r>
+          </w:p>
+        </w:tc>
+      </w:tr>
+    </w:tbl>
+    <w:p>
+      <w:r>
+        <w:t>解釈:</w:t>
+      </w:r>
+    </w:p>
+    <w:p>
+      <w:pPr>
+        <w:pStyle w:val="ListBullet"/>
+      </w:pPr>
+      <w:r>
+        <w:t>Sepsis: 院内死亡率 &gt; 10% — 集中治療</w:t>
+      </w:r>
+    </w:p>
+    <w:p>
+      <w:pPr>
+        <w:pStyle w:val="ListBullet"/>
+      </w:pPr>
+      <w:r>
+        <w:t>**Septic shock**: **院内死亡率 &gt; 40% — 個室管理 + 看護師監視強化（昇圧剤・CV/A line・source control）/ 進行・治療反応不良で高度医療機関へ転院**</w:t>
+      </w:r>
+    </w:p>
+    <w:p>
+      <w:r>
+        <w:rPr>
+          <w:i/>
+        </w:rPr>
+        <w:t>出典: Singer M et al. JAMA 2016 Sepsis-3 ([PMID 26903338](https://pubmed.ncbi.nlm.nih.gov/26903338/))</w:t>
       </w:r>
     </w:p>
     <w:p>
@@ -3267,7 +5451,151 @@
         <w:pStyle w:val="Heading3"/>
       </w:pPr>
       <w:r>
+        <w:t>🩺 具体例（典型的な患者像）</w:t>
+      </w:r>
+    </w:p>
+    <w:p>
+      <w:pPr>
+        <w:pStyle w:val="Heading4"/>
+      </w:pPr>
+      <w:r>
+        <w:t>例 A: 尿路感染症由来の Sepsis（qSOFA 2 点 / Sepsis-3）</w:t>
+      </w:r>
+    </w:p>
+    <w:p>
+      <w:pPr>
+        <w:pStyle w:val="ListBullet"/>
+      </w:pPr>
+      <w:r>
+        <w:t>背景: 76 歳女性、糖尿病、神経因性膀胱、尿道留置カテーテル</w:t>
+      </w:r>
+    </w:p>
+    <w:p>
+      <w:pPr>
+        <w:pStyle w:val="ListBullet"/>
+      </w:pPr>
+      <w:r>
+        <w:t>主訴・経過: 1 日前から発熱と全身倦怠、腰背部痛、来院前に意識朦朧</w:t>
+      </w:r>
+    </w:p>
+    <w:p>
+      <w:pPr>
+        <w:pStyle w:val="ListBullet"/>
+      </w:pPr>
+      <w:r>
+        <w:t>バイタル・身体所見: GCS 14、BT 38.9℃、BP 108/64、HR 116、呼吸数 24、SpO2 95% RA、CVA 圧痛 +</w:t>
+      </w:r>
+    </w:p>
+    <w:p>
+      <w:pPr>
+        <w:pStyle w:val="ListBullet"/>
+      </w:pPr>
+      <w:r>
+        <w:t>検査所見: WBC 16,800、CRP 22、BUN 24、Cre 1.5（base 0.8）、Lactate 2.1、尿沈渣 WBC 50/HPF、尿培養提出、血液培養 2 セット提出</w:t>
+      </w:r>
+    </w:p>
+    <w:p>
+      <w:pPr>
+        <w:pStyle w:val="ListBullet"/>
+      </w:pPr>
+      <w:r>
+        <w:t>スコア計算: qSOFA = 呼吸数(1) + 意識(1) = **2 点（陽性）** → Sepsis-3 評価で SOFA ≥ 2 上昇 → **Sepsis**</w:t>
+      </w:r>
+    </w:p>
+    <w:p>
+      <w:pPr>
+        <w:pStyle w:val="ListBullet"/>
+      </w:pPr>
+      <w:r>
+        <w:t>治療方針: 緊急入院、輸液 30 mL/kg を 3 時間以内、CMZ 1g IV q8h（地域 ESBL 状況見て検討）、カテーテル交換、血糖管理、source control 評価</w:t>
+      </w:r>
+    </w:p>
+    <w:p>
+      <w:pPr>
+        <w:pStyle w:val="ListBullet"/>
+      </w:pPr>
+      <w:r>
+        <w:t>看護必要度寄与: 🟠 A3 注射薬剤 3 種類以上 (抗菌薬 + 輸液 + 補正剤) 1 点 / 🟠 A7 救急搬送後 2 点 → 入院日 **A 計 3 点で該当**。昇圧剤不要のため A6⑦ なし</w:t>
+      </w:r>
+    </w:p>
+    <w:p>
+      <w:pPr>
+        <w:pStyle w:val="Heading4"/>
+      </w:pPr>
+      <w:r>
+        <w:t>例 B: Septic shock（qSOFA 3 点 / Sepsis-3 ショック）</w:t>
+      </w:r>
+    </w:p>
+    <w:p>
+      <w:pPr>
+        <w:pStyle w:val="ListBullet"/>
+      </w:pPr>
+      <w:r>
+        <w:t>背景: 68 歳男性、肝硬変、糖尿病、自宅独居</w:t>
+      </w:r>
+    </w:p>
+    <w:p>
+      <w:pPr>
+        <w:pStyle w:val="ListBullet"/>
+      </w:pPr>
+      <w:r>
+        <w:t>主訴・経過: 数日前からの発熱と全身倦怠、家族発見時に意識朦朧、救急搬送</w:t>
+      </w:r>
+    </w:p>
+    <w:p>
+      <w:pPr>
+        <w:pStyle w:val="ListBullet"/>
+      </w:pPr>
+      <w:r>
+        <w:t>バイタル・身体所見: GCS 11、BT 39.2℃、BP 78/42 (輸液 1L 後も 88/52)、HR 138、呼吸数 30、SpO2 88% RA、末梢冷感、皮膚モットリング</w:t>
+      </w:r>
+    </w:p>
+    <w:p>
+      <w:pPr>
+        <w:pStyle w:val="ListBullet"/>
+      </w:pPr>
+      <w:r>
+        <w:t>検査所見: WBC 22,500、CRP 28、PCT 35、BUN 48、Cre 2.4、AST/ALT 285/198、Lactate 4.8、ABG: pH 7.22 / HCO3 14、Procalcitonin 高値</w:t>
+      </w:r>
+    </w:p>
+    <w:p>
+      <w:pPr>
+        <w:pStyle w:val="ListBullet"/>
+      </w:pPr>
+      <w:r>
+        <w:t>スコア計算: qSOFA = 呼吸数(1) + 意識(1) + 血圧(1) = **3 点（陽性）** → SOFA 大幅上昇 + 輸液後も MAP &lt; 65 + Lactate &gt; 2 → **Septic shock（院内死亡率 &gt; 40%）**</w:t>
+      </w:r>
+    </w:p>
+    <w:p>
+      <w:pPr>
+        <w:pStyle w:val="ListBullet"/>
+      </w:pPr>
+      <w:r>
+        <w:t>治療方針: **個室入室、看護師監視強化下で集中管理**、CV 挿入、ノルアドレナリン 0.1 μg/kg/min から開始、MEPM 1g IV → 3g/24h 持続（重症 + 肝障害）、A line、Foley、HFNC または NPPV 装着、適応次第でハイドロコルチゾン 200 mg/日、source 探索 (CT)。挿管必要・治療反応不良なら高度医療機関へ転院</w:t>
+      </w:r>
+    </w:p>
+    <w:p>
+      <w:pPr>
+        <w:pStyle w:val="ListBullet"/>
+      </w:pPr>
+      <w:r>
+        <w:t>看護必要度寄与: 🟠 A6⑦ 昇圧剤注射 (NE 持続) **3 点** / 🟠 A4 シリンジポンプ (NE + MEPM 持続) 1 点 / 🟠 A3 注射薬剤 3 種類以上 1 点 / 🟢 C23 CV 挿入 **4 日カウント該当患者扱い** / 🟠 A7 救急搬送後 2 点 → **A 計 7 点 + C 該当 = 圧倒的な該当患者**</w:t>
+      </w:r>
+    </w:p>
+    <w:p>
+      <w:pPr>
+        <w:pStyle w:val="Heading3"/>
+      </w:pPr>
+      <w:r>
         <w:t>📚 エビデンス</w:t>
+      </w:r>
+    </w:p>
+    <w:p>
+      <w:pPr>
+        <w:pStyle w:val="ListBullet"/>
+      </w:pPr>
+      <w:r>
+        <w:t>[強] [PMID 26903338](https://pubmed.ncbi.nlm.nih.gov/26903338/) — Singer M et al. JAMA 2016 — Sepsis-3 公式定義。qSOFA ≥ 2 / SOFA ≥ 2 上昇 / Septic shock の基準を確立</w:t>
       </w:r>
     </w:p>
     <w:p>

--- a/docs/admin/看護必要度_疾患別マニュアル.docx
+++ b/docs/admin/看護必要度_疾患別マニュアル.docx
@@ -207,6 +207,46 @@
       </w:tr>
     </w:tbl>
     <w:p>
+      <w:pPr>
+        <w:pStyle w:val="Heading1"/>
+      </w:pPr>
+      <w:r>
+        <w:t>🧾 制度コード照合メモ（2026-04-27 再確認）</w:t>
+      </w:r>
+    </w:p>
+    <w:p>
+      <w:pPr>
+        <w:pStyle w:val="ListBullet"/>
+      </w:pPr>
+      <w:r>
+        <w:t>C項目は処置名だけで断定せず、厚労省 別紙7別表1の診療行為コードと医事確認を最終根拠にする。</w:t>
+      </w:r>
+    </w:p>
+    <w:p>
+      <w:pPr>
+        <w:pStyle w:val="ListBullet"/>
+      </w:pPr>
+      <w:r>
+        <w:t>中心静脈注射用カテーテル挿入・腰椎穿刺・CHDF/PMX相当は C21（4日間）として確認。</w:t>
+      </w:r>
+    </w:p>
+    <w:p>
+      <w:pPr>
+        <w:pStyle w:val="ListBullet"/>
+      </w:pPr>
+      <w:r>
+        <w:t>PTCD（経皮的胆管ドレナージ）・PEG・CART・消化管ステントは C23（5日間）として確認。</w:t>
+      </w:r>
+    </w:p>
+    <w:p>
+      <w:pPr>
+        <w:pStyle w:val="ListBullet"/>
+      </w:pPr>
+      <w:r>
+        <w:t>尿管ステント、PCN、緊急デブリードマンなど、術式コードで揺れうるものはC項目候補として扱い、日数を医事と同日照合する。</w:t>
+      </w:r>
+    </w:p>
+    <w:p>
       <w:r>
         <w:br w:type="page"/>
       </w:r>
@@ -698,7 +738,7 @@
         <w:pStyle w:val="Heading3"/>
       </w:pPr>
       <w:r>
-        <w:t>💊 第一選択 vs 看護必要度貢献選択肢</w:t>
+        <w:t>💊 第一選択 vs 適応時に確認する項目</w:t>
       </w:r>
     </w:p>
     <w:tbl>
@@ -739,7 +779,7 @@
           </w:tcPr>
           <w:p>
             <w:r>
-              <w:t>看護必要度に貢献する選択肢</w:t>
+              <w:t>適応時に確認する項目</w:t>
             </w:r>
           </w:p>
         </w:tc>
@@ -803,7 +843,7 @@
           </w:tcPr>
           <w:p>
             <w:r>
-              <w:t>🟢 C23 CV 挿入 — A 項目ハブ・C 項目両取り</w:t>
+              <w:t>🟢 C21 CV 挿入 — 適応時に持続点滴・栄養管理と同日確認</w:t>
             </w:r>
           </w:p>
         </w:tc>
@@ -814,7 +854,7 @@
         <w:pStyle w:val="Heading3"/>
       </w:pPr>
       <w:r>
-        <w:t>📋 看護必要度寄与</w:t>
+        <w:t>📋 評価・記録上の確認点</w:t>
       </w:r>
     </w:p>
     <w:p>
@@ -838,7 +878,7 @@
         <w:pStyle w:val="ListBullet"/>
       </w:pPr>
       <w:r>
-        <w:t>🟢 C23 CV 挿入実施日: 4 日カウント (該当患者扱い)</w:t>
+        <w:t>🟢 C21 CV 挿入実施日: 4 日カウント (該当患者扱い)</w:t>
       </w:r>
     </w:p>
     <w:p>
@@ -910,7 +950,7 @@
         <w:pStyle w:val="ListBullet"/>
       </w:pPr>
       <w:r>
-        <w:t>看護必要度寄与: 🟠 A6③ 麻薬注射 **3 点** / 🟠 A4 シリンジポンプ 1 点 / 🟠 A3 注射薬剤 3 種類以上 1 点（フェンタニル + ラクテック + PPI）→ 入院初日 **A 計 5 点で該当**</w:t>
+        <w:t>評価・記録上の確認点: 🟠 A6③ 麻薬注射 **3 点** / 🟠 A4 シリンジポンプ 1 点 / 🟠 A3 注射薬剤 3 種類以上 1 点（フェンタニル + ラクテック + PPI）→ 入院初日 **A 計 5 点で該当**</w:t>
       </w:r>
     </w:p>
     <w:p>
@@ -974,7 +1014,7 @@
         <w:pStyle w:val="ListBullet"/>
       </w:pPr>
       <w:r>
-        <w:t>看護必要度寄与: 🟠 A6③ 麻薬注射 **3 点 × 5 日** / 🟠 A4 シリンジポンプ 1 点 / 🟠 A3 注射薬剤 3 種類以上 1 点 / 🟢 C23 CV 挿入 **4 日カウント該当患者扱い** / 感染合併で 🟠 A6⑦ 昇圧剤 **3 点** 追加可能性 → 圧倒的な該当患者</w:t>
+        <w:t>評価・記録上の確認点: 🟠 A6③ 麻薬注射 **3 点 × 5 日** / 🟠 A4 シリンジポンプ 1 点 / 🟠 A3 注射薬剤 3 種類以上 1 点 / 🟢 C21 CV 挿入 **4 日カウント該当患者扱い** / 感染合併で 🟠 A6⑦ 昇圧剤 **3 点** 追加可能性 → 評価根拠が明確な患者</w:t>
       </w:r>
     </w:p>
     <w:p>
@@ -1312,7 +1352,7 @@
         <w:pStyle w:val="Heading3"/>
       </w:pPr>
       <w:r>
-        <w:t>💊 第一選択 vs 看護必要度貢献選択肢</w:t>
+        <w:t>💊 第一選択 vs 適応時に確認する項目</w:t>
       </w:r>
     </w:p>
     <w:tbl>
@@ -1353,7 +1393,7 @@
           </w:tcPr>
           <w:p>
             <w:r>
-              <w:t>看護必要度に貢献する選択肢</w:t>
+              <w:t>適応時に確認する項目</w:t>
             </w:r>
           </w:p>
         </w:tc>
@@ -1417,7 +1457,7 @@
           </w:tcPr>
           <w:p>
             <w:r>
-              <w:t>🟢 C21③ PTCD（経皮経肝胆道ドレナージ） — 術後は 🟠 A6⑩ ドレナージ管理</w:t>
+              <w:t>🟢 C23 PTCD（経皮的胆管ドレナージ） — 術後は 🟠 A6⑩ ドレナージ管理、医事コードを同日照合</w:t>
             </w:r>
           </w:p>
         </w:tc>
@@ -1428,15 +1468,23 @@
         <w:pStyle w:val="Heading3"/>
       </w:pPr>
       <w:r>
-        <w:t>📋 看護必要度寄与</w:t>
-      </w:r>
-    </w:p>
-    <w:p>
-      <w:pPr>
-        <w:pStyle w:val="ListBullet"/>
-      </w:pPr>
-      <w:r>
-        <w:t>🟢 C21③ 侵襲的消化器治療: **4 日カウント** / 各処置</w:t>
+        <w:t>📋 評価・記録上の確認点</w:t>
+      </w:r>
+    </w:p>
+    <w:p>
+      <w:pPr>
+        <w:pStyle w:val="ListBullet"/>
+      </w:pPr>
+      <w:r>
+        <w:t>🟢 C21③ ERCP関連・内視鏡的胆道ステント: **4 日カウント** / 該当コードを医事確認</w:t>
+      </w:r>
+    </w:p>
+    <w:p>
+      <w:pPr>
+        <w:pStyle w:val="ListBullet"/>
+      </w:pPr>
+      <w:r>
+        <w:t>🟢 C23 PTCD（経皮的胆管ドレナージ）: **5 日カウント** / 該当コードを医事確認</w:t>
       </w:r>
     </w:p>
     <w:p>
@@ -1524,7 +1572,7 @@
         <w:pStyle w:val="ListBullet"/>
       </w:pPr>
       <w:r>
-        <w:t>看護必要度寄与: 🟠 A4 シリンジポンプ 1 点 / 🟠 A3 注射薬剤 3 種類以上 1 点 / 🟢 C21③ 侵襲的消化器治療 (ERCP) **4 日カウント該当患者扱い** / 🟠 A7 救急搬送後 2 点 → **A 計 4 点 + C 該当**</w:t>
+        <w:t>評価・記録上の確認点: 🟠 A4 シリンジポンプ 1 点 / 🟠 A3 注射薬剤 3 種類以上 1 点 / 🟢 C21③ 侵襲的消化器治療 (ERCP) **4 日カウント該当患者扱い** / 🟠 A7 救急搬送後 2 点 → **A 計 4 点 + C 該当**</w:t>
       </w:r>
     </w:p>
     <w:p>
@@ -1588,7 +1636,7 @@
         <w:pStyle w:val="ListBullet"/>
       </w:pPr>
       <w:r>
-        <w:t>看護必要度寄与: 🟠 A6⑦ 昇圧剤注射 **3 点** / 🟠 A4 シリンジポンプ 1 点 / 🟠 A3 注射薬剤 3 種類以上 1 点 / 🟢 C23 CV 挿入 4 日カウント / 🟢 C21③ PTCD 4 日カウント / 🟠 A6⑩ ドレナージ管理 (PTCD 後) 2 点 / 🟠 A7 救急搬送後 2 点 → **A 計 9 点 + C 該当 = 圧倒的な該当患者**</w:t>
+        <w:t>評価・記録上の確認点: 🟠 A6⑦ 昇圧剤注射 **3 点** / 🟠 A4 シリンジポンプ 1 点 / 🟠 A3 注射薬剤 3 種類以上 1 点 / 🟢 C21 CV 挿入 4 日カウント / 🟢 C23 PTCD 5 日カウント / 🟠 A6⑩ ドレナージ管理 (PTCD 後) 2 点 / 🟠 A7 救急搬送後 2 点 → **A 計 9 点 + C 該当 = 評価根拠が明確な患者**</w:t>
       </w:r>
     </w:p>
     <w:p>
@@ -2239,7 +2287,7 @@
         <w:pStyle w:val="Heading3"/>
       </w:pPr>
       <w:r>
-        <w:t>💊 第一選択 vs 看護必要度貢献選択肢</w:t>
+        <w:t>💊 第一選択 vs 適応時に確認する項目</w:t>
       </w:r>
     </w:p>
     <w:tbl>
@@ -2280,7 +2328,7 @@
           </w:tcPr>
           <w:p>
             <w:r>
-              <w:t>看護必要度に貢献する選択肢</w:t>
+              <w:t>適応時に確認する項目</w:t>
             </w:r>
           </w:p>
         </w:tc>
@@ -2355,7 +2403,7 @@
         <w:pStyle w:val="Heading3"/>
       </w:pPr>
       <w:r>
-        <w:t>📋 看護必要度寄与</w:t>
+        <w:t>📋 評価・記録上の確認点</w:t>
       </w:r>
     </w:p>
     <w:p>
@@ -2451,7 +2499,7 @@
         <w:pStyle w:val="ListBullet"/>
       </w:pPr>
       <w:r>
-        <w:t>看護必要度寄与: 🟢 C21③ 内視鏡的止血 4 日カウント / 🟠 A5 輸血管理 2 点 / 🟠 A4 シリンジポンプ (PPI 持続) 1 点 / 🟠 A3 注射薬剤 3 種類以上 1 点 / 🟠 A7 救急搬送後 2 点 → **A 計 6 点 + C 該当**</w:t>
+        <w:t>評価・記録上の確認点: 🟢 C21③ 内視鏡的止血 4 日カウント / 🟠 A5 輸血管理 2 点 / 🟠 A4 シリンジポンプ (PPI 持続) 1 点 / 🟠 A3 注射薬剤 3 種類以上 1 点 / 🟠 A7 救急搬送後 2 点 → **A 計 6 点 + C 該当**</w:t>
       </w:r>
     </w:p>
     <w:p>
@@ -2515,7 +2563,7 @@
         <w:pStyle w:val="ListBullet"/>
       </w:pPr>
       <w:r>
-        <w:t>看護必要度寄与: 🟠 A6⑦ 昇圧剤注射 **3 点** / 🟠 A5 輸血管理 2 点 / 🟢 C21③ 内視鏡的止血 4 日カウント / 🟢 C23 CV 挿入 4 日カウント / 🟠 A4 シリンジポンプ 1 点 / 🟠 A3 注射薬剤 3 種類以上 1 点 / 🟠 A7 救急搬送後 2 点 → **A 計 9 点 + C 該当 = 圧倒的な該当患者**</w:t>
+        <w:t>評価・記録上の確認点: 🟠 A6⑦ 昇圧剤注射 **3 点** / 🟠 A5 輸血管理 2 点 / 🟢 C21③ 内視鏡的止血 4 日カウント / 🟢 C21 CV 挿入 4 日カウント / 🟠 A4 シリンジポンプ 1 点 / 🟠 A3 注射薬剤 3 種類以上 1 点 / 🟠 A7 救急搬送後 2 点 → **A 計 9 点 + C 該当 = 評価根拠が明確な患者**</w:t>
       </w:r>
     </w:p>
     <w:p>
@@ -3030,7 +3078,7 @@
         <w:pStyle w:val="Heading3"/>
       </w:pPr>
       <w:r>
-        <w:t>💊 第一選択 vs 看護必要度貢献選択肢</w:t>
+        <w:t>💊 第一選択 vs 適応時に確認する項目</w:t>
       </w:r>
     </w:p>
     <w:tbl>
@@ -3071,7 +3119,7 @@
           </w:tcPr>
           <w:p>
             <w:r>
-              <w:t>看護必要度に貢献する選択肢</w:t>
+              <w:t>適応時に確認する項目</w:t>
             </w:r>
           </w:p>
         </w:tc>
@@ -3103,7 +3151,7 @@
           </w:tcPr>
           <w:p>
             <w:r>
-              <w:t>🟢 C21③ ESD / EMR — 適応症例で内視鏡的切除を積極化</w:t>
+              <w:t>🟢 C21③ ESD / EMR — 適応症例で内視鏡的切除を治療選択肢として確認</w:t>
             </w:r>
           </w:p>
         </w:tc>
@@ -3114,7 +3162,7 @@
         <w:pStyle w:val="Heading3"/>
       </w:pPr>
       <w:r>
-        <w:t>📋 看護必要度寄与</w:t>
+        <w:t>📋 評価・記録上の確認点</w:t>
       </w:r>
     </w:p>
     <w:p>
@@ -3202,7 +3250,7 @@
         <w:pStyle w:val="ListBullet"/>
       </w:pPr>
       <w:r>
-        <w:t>看護必要度寄与: 🟢 C21③ ESD **4 日カウント該当患者扱い** / 🟠 A1 創傷処置 (術後) 1 点 / 日（術後 1-2 日）→ **C 該当**</w:t>
+        <w:t>評価・記録上の確認点: 🟢 C21③ ESD **4 日カウント該当患者扱い** / 🟠 A1 創傷処置 (術後) 1 点 / 日（術後 1-2 日）→ **C 該当**</w:t>
       </w:r>
     </w:p>
     <w:p>
@@ -3797,7 +3845,7 @@
         <w:pStyle w:val="Heading3"/>
       </w:pPr>
       <w:r>
-        <w:t>💊 第一選択 vs 看護必要度貢献選択肢</w:t>
+        <w:t>💊 第一選択 vs 適応時に確認する項目</w:t>
       </w:r>
     </w:p>
     <w:tbl>
@@ -3838,7 +3886,7 @@
           </w:tcPr>
           <w:p>
             <w:r>
-              <w:t>看護必要度に貢献する選択肢</w:t>
+              <w:t>適応時に確認する項目</w:t>
             </w:r>
           </w:p>
         </w:tc>
@@ -3881,7 +3929,7 @@
         <w:pStyle w:val="Heading3"/>
       </w:pPr>
       <w:r>
-        <w:t>📋 看護必要度寄与</w:t>
+        <w:t>📋 評価・記録上の確認点</w:t>
       </w:r>
     </w:p>
     <w:p>
@@ -3969,7 +4017,7 @@
         <w:pStyle w:val="ListBullet"/>
       </w:pPr>
       <w:r>
-        <w:t>看護必要度寄与: 🟢 C23 PEG 造設 **5 日カウント該当患者扱い** / 🟠 A1 創傷処置 (PEG 創部) 1 点 / 日（術後 1 週間）→ **C 該当 + A 連日 1 点**</w:t>
+        <w:t>評価・記録上の確認点: 🟢 C23 PEG 造設 **5 日カウント該当患者扱い** / 🟠 A1 創傷処置 (PEG 創部) 1 点 / 日（術後 1 週間）→ **C 該当 + A 連日 1 点**</w:t>
       </w:r>
     </w:p>
     <w:p>
@@ -4396,7 +4444,7 @@
         <w:pStyle w:val="Heading3"/>
       </w:pPr>
       <w:r>
-        <w:t>💊 第一選択 vs 看護必要度貢献選択肢</w:t>
+        <w:t>💊 第一選択 vs 適応時に確認する項目</w:t>
       </w:r>
     </w:p>
     <w:tbl>
@@ -4437,7 +4485,7 @@
           </w:tcPr>
           <w:p>
             <w:r>
-              <w:t>看護必要度に貢献する選択肢</w:t>
+              <w:t>適応時に確認する項目</w:t>
             </w:r>
           </w:p>
         </w:tc>
@@ -4512,7 +4560,7 @@
         <w:pStyle w:val="Heading3"/>
       </w:pPr>
       <w:r>
-        <w:t>📋 看護必要度寄与</w:t>
+        <w:t>📋 評価・記録上の確認点</w:t>
       </w:r>
     </w:p>
     <w:p>
@@ -4600,7 +4648,7 @@
         <w:pStyle w:val="ListBullet"/>
       </w:pPr>
       <w:r>
-        <w:t>看護必要度寄与: 🟢 C17 開腹手術 **6 日カウント該当患者扱い** / 🟠 A6⑩ ドレナージ管理 2 点 / 🟠 A3 注射薬剤 3 種類以上 1 点 / 🟠 A1 創傷処置 (術後創部) 1 点 → **A 計 4 点 + C 該当**</w:t>
+        <w:t>評価・記録上の確認点: 🟢 C17 開腹手術 **6 日カウント該当患者扱い** / 🟠 A6⑩ ドレナージ管理 2 点 / 🟠 A3 注射薬剤 3 種類以上 1 点 / 🟠 A1 創傷処置 (術後創部) 1 点 → **A 計 4 点 + C 該当**</w:t>
       </w:r>
     </w:p>
     <w:p>
@@ -4664,7 +4712,7 @@
         <w:pStyle w:val="ListBullet"/>
       </w:pPr>
       <w:r>
-        <w:t>看護必要度寄与: 🟠 A6⑦ 昇圧剤注射 **3 点** / 🟢 C17 開腹手術 **6 日カウント** / 🟢 C23 CV 挿入 4 日カウント / 🟠 A6⑩ ドレナージ管理 (PCD) 2 点 / 🟠 A4 シリンジポンプ 1 点 / 🟠 A3 注射薬剤 3 種類以上 1 点 / 🟠 A2 呼吸ケア (HFNC) 1 点 / 🟠 A7 救急搬送後 2 点 → **A 計 10 点 + C 該当 = 圧倒的な該当患者**</w:t>
+        <w:t>評価・記録上の確認点: 🟠 A6⑦ 昇圧剤注射 **3 点** / 🟢 C17 開腹手術 **6 日カウント** / 🟢 C21 CV 挿入 4 日カウント / 🟠 A6⑩ ドレナージ管理 (PCD) 2 点 / 🟠 A4 シリンジポンプ 1 点 / 🟠 A3 注射薬剤 3 種類以上 1 点 / 🟠 A2 呼吸ケア (HFNC) 1 点 / 🟠 A7 救急搬送後 2 点 → **A 計 10 点 + C 該当 = 評価根拠が明確な患者**</w:t>
       </w:r>
     </w:p>
     <w:p>
@@ -4704,7 +4752,7 @@
         <w:pStyle w:val="ListBullet"/>
       </w:pPr>
       <w:r>
-        <w:t>ドレナージ可能な膿瘍は積極的に IR コンサルト</w:t>
+        <w:t>ドレナージ可能な膿瘍は IR コンサルトの適応を確認</w:t>
       </w:r>
     </w:p>
     <w:p>
@@ -5331,7 +5379,7 @@
         <w:pStyle w:val="Heading3"/>
       </w:pPr>
       <w:r>
-        <w:t>💊 第一選択 vs 看護必要度貢献選択肢</w:t>
+        <w:t>💊 第一選択 vs 適応時に確認する項目</w:t>
       </w:r>
     </w:p>
     <w:tbl>
@@ -5372,7 +5420,7 @@
           </w:tcPr>
           <w:p>
             <w:r>
-              <w:t>看護必要度に貢献する選択肢</w:t>
+              <w:t>適応時に確認する項目</w:t>
             </w:r>
           </w:p>
         </w:tc>
@@ -5447,7 +5495,7 @@
         <w:pStyle w:val="Heading3"/>
       </w:pPr>
       <w:r>
-        <w:t>📋 看護必要度寄与</w:t>
+        <w:t>📋 評価・記録上の確認点</w:t>
       </w:r>
     </w:p>
     <w:p>
@@ -5535,7 +5583,7 @@
         <w:pStyle w:val="ListBullet"/>
       </w:pPr>
       <w:r>
-        <w:t>看護必要度寄与: 🟠 A2 呼吸ケア (酸素) 1 点 / 🟠 A4 シリンジポンプ 1 点 / 🟠 A3 注射薬剤 3 種類以上 1 点 / 🟠 A7 救急搬送後 2 点（入院日と翌日） → 初日 **A 計 5 点で該当**</w:t>
+        <w:t>評価・記録上の確認点: 🟠 A2 呼吸ケア (酸素) 1 点 / 🟠 A4 シリンジポンプ 1 点 / 🟠 A3 注射薬剤 3 種類以上 1 点 / 🟠 A7 救急搬送後 2 点（入院日と翌日） → 初日 **A 計 5 点で該当**</w:t>
       </w:r>
     </w:p>
     <w:p>
@@ -5599,7 +5647,7 @@
         <w:pStyle w:val="ListBullet"/>
       </w:pPr>
       <w:r>
-        <w:t>看護必要度寄与: （転院前安定化中の当院での寄与）🟠 A6⑦ 昇圧剤注射 **3 点** / 🟠 A2 呼吸ケア (HFNC/NPPV) 1 点 / 🟠 A4 シリンジポンプ 1 点 / 🟠 A3 注射薬剤 3 種類以上 1 点 / 🟢 C23 CV 挿入 4 日カウント / 🟠 A7 救急搬送後 2 点 → **A 計 8 点 + C 該当 = 圧倒的な該当患者**</w:t>
+        <w:t>評価・記録上の確認点: （転院前安定化中の当院での評価確認）🟠 A6⑦ 昇圧剤注射 **3 点** / 🟠 A2 呼吸ケア (HFNC/NPPV) 1 点 / 🟠 A4 シリンジポンプ 1 点 / 🟠 A3 注射薬剤 3 種類以上 1 点 / 🟢 C21 CV 挿入 4 日カウント / 🟠 A7 救急搬送後 2 点 → **A 計 8 点 + C 該当 = 評価根拠が明確な患者**</w:t>
       </w:r>
     </w:p>
     <w:p>
@@ -6154,7 +6202,7 @@
         <w:pStyle w:val="Heading3"/>
       </w:pPr>
       <w:r>
-        <w:t>💊 第一選択 vs 看護必要度貢献選択肢</w:t>
+        <w:t>💊 第一選択 vs 適応時に確認する項目</w:t>
       </w:r>
     </w:p>
     <w:tbl>
@@ -6195,7 +6243,7 @@
           </w:tcPr>
           <w:p>
             <w:r>
-              <w:t>看護必要度に貢献する選択肢</w:t>
+              <w:t>適応時に確認する項目</w:t>
             </w:r>
           </w:p>
         </w:tc>
@@ -6227,7 +6275,7 @@
           </w:tcPr>
           <w:p>
             <w:r>
-              <w:t>🟠 A6⑩ 胸腔ドレナージ — 中等度以上で挿入閾値を下げる</w:t>
+              <w:t>🟠 A6⑩ 胸腔ドレナージ — 中等度以上で適応を再確認</w:t>
             </w:r>
           </w:p>
         </w:tc>
@@ -6238,7 +6286,7 @@
         <w:pStyle w:val="Heading3"/>
       </w:pPr>
       <w:r>
-        <w:t>📋 看護必要度寄与</w:t>
+        <w:t>📋 評価・記録上の確認点</w:t>
       </w:r>
     </w:p>
     <w:p>
@@ -6326,7 +6374,7 @@
         <w:pStyle w:val="ListBullet"/>
       </w:pPr>
       <w:r>
-        <w:t>看護必要度寄与: 🟠 A6⑩ ドレナージの管理 2 点 / 日（留置中毎日）/ 🟠 A1 創傷処置 (ドレーン創部) 1 点 / 🟠 A2 呼吸ケア (酸素) 1 点 → **A 計 4 点で該当**</w:t>
+        <w:t>評価・記録上の確認点: 🟠 A6⑩ ドレナージの管理 2 点 / 日（留置中毎日）/ 🟠 A1 創傷処置 (ドレーン創部) 1 点 / 🟠 A2 呼吸ケア (酸素) 1 点 → **A 計 4 点で該当**</w:t>
       </w:r>
     </w:p>
     <w:p>
@@ -6390,7 +6438,7 @@
         <w:pStyle w:val="ListBullet"/>
       </w:pPr>
       <w:r>
-        <w:t>看護必要度寄与: 🟠 A6⑩ ドレナージの管理 2 点 / 日 / 🟠 A2 呼吸ケア (HFNC) 1 点 / 🟠 A1 創傷処置 1 点 / 🟠 A7 救急搬送後 2 点 → **A 計 6 点で該当**</w:t>
+        <w:t>評価・記録上の確認点: 🟠 A6⑩ ドレナージの管理 2 点 / 日 / 🟠 A2 呼吸ケア (HFNC) 1 点 / 🟠 A1 創傷処置 1 点 / 🟠 A7 救急搬送後 2 点 → **A 計 6 点で該当**</w:t>
       </w:r>
     </w:p>
     <w:p>
@@ -7017,7 +7065,7 @@
         <w:pStyle w:val="Heading3"/>
       </w:pPr>
       <w:r>
-        <w:t>💊 第一選択 vs 看護必要度貢献選択肢</w:t>
+        <w:t>💊 第一選択 vs 適応時に確認する項目</w:t>
       </w:r>
     </w:p>
     <w:tbl>
@@ -7058,7 +7106,7 @@
           </w:tcPr>
           <w:p>
             <w:r>
-              <w:t>看護必要度に貢献する選択肢</w:t>
+              <w:t>適応時に確認する項目</w:t>
             </w:r>
           </w:p>
         </w:tc>
@@ -7101,7 +7149,7 @@
         <w:pStyle w:val="Heading3"/>
       </w:pPr>
       <w:r>
-        <w:t>📋 看護必要度寄与</w:t>
+        <w:t>📋 評価・記録上の確認点</w:t>
       </w:r>
     </w:p>
     <w:p>
@@ -7189,7 +7237,7 @@
         <w:pStyle w:val="ListBullet"/>
       </w:pPr>
       <w:r>
-        <w:t>看護必要度寄与: 🟠 A6⑨ 抗血栓塞栓薬の持続点滴 **3 点** / 🟠 A4 シリンジポンプ 1 点 / 🟠 A2 呼吸ケア (酸素) 1 点 / 🟠 A7 救急搬送後 2 点 → **A 計 7 点で該当**</w:t>
+        <w:t>評価・記録上の確認点: 🟠 A6⑨ 抗血栓塞栓薬の持続点滴 **3 点** / 🟠 A4 シリンジポンプ 1 点 / 🟠 A2 呼吸ケア (酸素) 1 点 / 🟠 A7 救急搬送後 2 点 → **A 計 7 点で該当**</w:t>
       </w:r>
     </w:p>
     <w:p>
@@ -7253,7 +7301,7 @@
         <w:pStyle w:val="ListBullet"/>
       </w:pPr>
       <w:r>
-        <w:t>看護必要度寄与: （転院前安定化中）🟠 A6⑦ 昇圧剤注射 **3 点** / 🟠 A6⑨ 抗血栓塞栓薬の持続点滴 **3 点** / 🟠 A4 シリンジポンプ 1 点 / 🟠 A2 呼吸ケア (HFNC) 1 点 / 🟢 C23 CV 挿入 4 日カウント / 🟠 A7 救急搬送後 2 点 → **A 計 10 点 + C 該当 = 圧倒的な該当患者**</w:t>
+        <w:t>評価・記録上の確認点: （転院前安定化中）🟠 A6⑦ 昇圧剤注射 **3 点** / 🟠 A6⑨ 抗血栓塞栓薬の持続点滴 **3 点** / 🟠 A4 シリンジポンプ 1 点 / 🟠 A2 呼吸ケア (HFNC) 1 点 / 🟢 C21 CV 挿入 4 日カウント / 🟠 A7 救急搬送後 2 点 → **A 計 10 点 + C 該当 = 評価根拠が明確な患者**</w:t>
       </w:r>
     </w:p>
     <w:p>
@@ -8000,7 +8048,7 @@
         <w:pStyle w:val="Heading3"/>
       </w:pPr>
       <w:r>
-        <w:t>💊 第一選択 vs 看護必要度貢献選択肢</w:t>
+        <w:t>💊 第一選択 vs 適応時に確認する項目</w:t>
       </w:r>
     </w:p>
     <w:tbl>
@@ -8041,7 +8089,7 @@
           </w:tcPr>
           <w:p>
             <w:r>
-              <w:t>看護必要度に貢献する選択肢</w:t>
+              <w:t>適応時に確認する項目</w:t>
             </w:r>
           </w:p>
         </w:tc>
@@ -8084,7 +8132,7 @@
         <w:pStyle w:val="Heading3"/>
       </w:pPr>
       <w:r>
-        <w:t>📋 看護必要度寄与</w:t>
+        <w:t>📋 評価・記録上の確認点</w:t>
       </w:r>
     </w:p>
     <w:p>
@@ -8172,7 +8220,7 @@
         <w:pStyle w:val="ListBullet"/>
       </w:pPr>
       <w:r>
-        <w:t>看護必要度寄与: 🟠 A6⑧ 抗不整脈剤注射 **3 点** / 🟠 A4 シリンジポンプ 1 点 / 🟠 A3 注射薬剤 3 種類以上 1 点 / 🟠 A2 呼吸ケア (酸素) 1 点 / 🟠 A7 救急搬送後 2 点 → **A 計 8 点で該当**</w:t>
+        <w:t>評価・記録上の確認点: 🟠 A6⑧ 抗不整脈剤注射 **3 点** / 🟠 A4 シリンジポンプ 1 点 / 🟠 A3 注射薬剤 3 種類以上 1 点 / 🟠 A2 呼吸ケア (酸素) 1 点 / 🟠 A7 救急搬送後 2 点 → **A 計 8 点で該当**</w:t>
       </w:r>
     </w:p>
     <w:p>
@@ -8775,7 +8823,7 @@
         <w:pStyle w:val="Heading3"/>
       </w:pPr>
       <w:r>
-        <w:t>💊 第一選択 vs 看護必要度貢献選択肢</w:t>
+        <w:t>💊 第一選択 vs 適応時に確認する項目</w:t>
       </w:r>
     </w:p>
     <w:tbl>
@@ -8816,7 +8864,7 @@
           </w:tcPr>
           <w:p>
             <w:r>
-              <w:t>看護必要度に貢献する選択肢</w:t>
+              <w:t>適応時に確認する項目</w:t>
             </w:r>
           </w:p>
         </w:tc>
@@ -8891,7 +8939,7 @@
         <w:pStyle w:val="Heading3"/>
       </w:pPr>
       <w:r>
-        <w:t>📋 看護必要度寄与</w:t>
+        <w:t>📋 評価・記録上の確認点</w:t>
       </w:r>
     </w:p>
     <w:p>
@@ -9003,7 +9051,7 @@
         <w:pStyle w:val="ListBullet"/>
       </w:pPr>
       <w:r>
-        <w:t>看護必要度寄与: 🟠 A4 シリンジポンプ管理 (NTG 持続) 1 点 / 🟠 A3 注射薬剤 3 種類以上 (NTG + フロセミド + 補液) 1 点 / 🟠 A2 呼吸ケア (酸素) 1 点 / 🟠 A7 救急搬送後 2 点（入院日と翌日）→ 入院日 **A 計 5 点で該当**、NTG 継続中は連日 A4+A3=2 点で該当維持</w:t>
+        <w:t>評価・記録上の確認点: 🟠 A4 シリンジポンプ管理 (NTG 持続) 1 点 / 🟠 A3 注射薬剤 3 種類以上 (NTG + フロセミド + 補液) 1 点 / 🟠 A2 呼吸ケア (酸素) 1 点 / 🟠 A7 救急搬送後 2 点（入院日と翌日）→ 入院日 **A 計 5 点で該当**、NTG 継続中は連日 A4+A3=2 点で該当維持</w:t>
       </w:r>
     </w:p>
     <w:p>
@@ -9067,7 +9115,7 @@
         <w:pStyle w:val="ListBullet"/>
       </w:pPr>
       <w:r>
-        <w:t>看護必要度寄与: 🟠 A6⑦ 昇圧剤注射 (NE 持続) **3 点** / 🟠 A4 シリンジポンプ 1 点 / 🟠 A3 注射薬剤 3 種類以上 1 点 / 🟠 A2 呼吸ケア (酸素・NPPV) 1 点 / 🟢 C23 CV 挿入 4 日カウント / 🟠 A7 救急搬送後 2 点 → **A 計 8 点 + C 該当 = 圧倒的な該当患者**</w:t>
+        <w:t>評価・記録上の確認点: 🟠 A6⑦ 昇圧剤注射 (NE 持続) **3 点** / 🟠 A4 シリンジポンプ 1 点 / 🟠 A3 注射薬剤 3 種類以上 1 点 / 🟠 A2 呼吸ケア (酸素・NPPV) 1 点 / 🟢 C21 CV 挿入 4 日カウント / 🟠 A7 救急搬送後 2 点 → **A 計 8 点 + C 該当 = 評価根拠が明確な患者**</w:t>
       </w:r>
     </w:p>
     <w:p>
@@ -9598,7 +9646,7 @@
         <w:pStyle w:val="Heading3"/>
       </w:pPr>
       <w:r>
-        <w:t>💊 第一選択 vs 看護必要度貢献選択肢</w:t>
+        <w:t>💊 第一選択 vs 適応時に確認する項目</w:t>
       </w:r>
     </w:p>
     <w:tbl>
@@ -9639,7 +9687,7 @@
           </w:tcPr>
           <w:p>
             <w:r>
-              <w:t>看護必要度に貢献する選択肢</w:t>
+              <w:t>適応時に確認する項目</w:t>
             </w:r>
           </w:p>
         </w:tc>
@@ -9714,7 +9762,7 @@
         <w:pStyle w:val="Heading3"/>
       </w:pPr>
       <w:r>
-        <w:t>📋 看護必要度寄与</w:t>
+        <w:t>📋 評価・記録上の確認点</w:t>
       </w:r>
     </w:p>
     <w:p>
@@ -9802,7 +9850,7 @@
         <w:pStyle w:val="ListBullet"/>
       </w:pPr>
       <w:r>
-        <w:t>看護必要度寄与: 🟠 A3 注射薬剤 3 種類以上 (抗菌薬 + 輸液 + 補正剤) 1 点 / 🟠 A7 救急搬送後 2 点 → 入院日 **A 計 3 点で該当**。昇圧剤不要のため A6⑦ なし</w:t>
+        <w:t>評価・記録上の確認点: 🟠 A3 注射薬剤 3 種類以上 (抗菌薬 + 輸液 + 補正剤) 1 点 / 🟠 A7 救急搬送後 2 点 → 入院日 **A 計 3 点で該当**。昇圧剤不要のため A6⑦ なし</w:t>
       </w:r>
     </w:p>
     <w:p>
@@ -9866,7 +9914,7 @@
         <w:pStyle w:val="ListBullet"/>
       </w:pPr>
       <w:r>
-        <w:t>看護必要度寄与: 🟠 A6⑦ 昇圧剤注射 (NE 持続) **3 点** / 🟠 A4 シリンジポンプ (NE + MEPM 持続) 1 点 / 🟠 A3 注射薬剤 3 種類以上 1 点 / 🟢 C23 CV 挿入 **4 日カウント該当患者扱い** / 🟠 A7 救急搬送後 2 点 → **A 計 7 点 + C 該当 = 圧倒的な該当患者**</w:t>
+        <w:t>評価・記録上の確認点: 🟠 A6⑦ 昇圧剤注射 (NE 持続) **3 点** / 🟠 A4 シリンジポンプ (NE + MEPM 持続) 1 点 / 🟠 A3 注射薬剤 3 種類以上 1 点 / 🟢 C21 CV 挿入 **4 日カウント該当患者扱い** / 🟠 A7 救急搬送後 2 点 → **A 計 7 点 + C 該当 = 評価根拠が明確な患者**</w:t>
       </w:r>
     </w:p>
     <w:p>
@@ -10348,7 +10396,7 @@
         <w:pStyle w:val="Heading3"/>
       </w:pPr>
       <w:r>
-        <w:t>💊 第一選択 vs 看護必要度貢献選択肢</w:t>
+        <w:t>💊 第一選択 vs 適応時に確認する項目</w:t>
       </w:r>
     </w:p>
     <w:tbl>
@@ -10389,7 +10437,7 @@
           </w:tcPr>
           <w:p>
             <w:r>
-              <w:t>看護必要度に貢献する選択肢</w:t>
+              <w:t>適応時に確認する項目</w:t>
             </w:r>
           </w:p>
         </w:tc>
@@ -10432,7 +10480,7 @@
         <w:pStyle w:val="Heading3"/>
       </w:pPr>
       <w:r>
-        <w:t>📋 看護必要度寄与</w:t>
+        <w:t>📋 評価・記録上の確認点</w:t>
       </w:r>
     </w:p>
     <w:p>
@@ -10520,7 +10568,7 @@
         <w:pStyle w:val="ListBullet"/>
       </w:pPr>
       <w:r>
-        <w:t>看護必要度寄与: 🟠 A4 シリンジポンプ (PIPC/TAZ 持続) 1 点 / 🟠 A3 注射薬剤 3 種類以上 1 点 / 🟠 A7 救急搬送後 2 点 → **A 計 4 点で該当**</w:t>
+        <w:t>評価・記録上の確認点: 🟠 A4 シリンジポンプ (PIPC/TAZ 持続) 1 点 / 🟠 A3 注射薬剤 3 種類以上 1 点 / 🟠 A7 救急搬送後 2 点 → **A 計 4 点で該当**</w:t>
       </w:r>
     </w:p>
     <w:p>
@@ -10995,7 +11043,7 @@
         <w:pStyle w:val="Heading3"/>
       </w:pPr>
       <w:r>
-        <w:t>💊 第一選択 vs 看護必要度貢献選択肢</w:t>
+        <w:t>💊 第一選択 vs 適応時に確認する項目</w:t>
       </w:r>
     </w:p>
     <w:tbl>
@@ -11036,7 +11084,7 @@
           </w:tcPr>
           <w:p>
             <w:r>
-              <w:t>看護必要度に貢献する選択肢</w:t>
+              <w:t>適応時に確認する項目</w:t>
             </w:r>
           </w:p>
         </w:tc>
@@ -11079,7 +11127,7 @@
         <w:pStyle w:val="Heading3"/>
       </w:pPr>
       <w:r>
-        <w:t>📋 看護必要度寄与</w:t>
+        <w:t>📋 評価・記録上の確認点</w:t>
       </w:r>
     </w:p>
     <w:p>
@@ -11159,7 +11207,7 @@
         <w:pStyle w:val="ListBullet"/>
       </w:pPr>
       <w:r>
-        <w:t>看護必要度寄与: 🟠 A4 シリンジポンプ (MEPM 持続) 1 点 / 🟠 A3 注射薬剤 3 種類以上 1 点 / 🟠 A7 救急搬送後 2 点 → **A 計 4 点で該当**</w:t>
+        <w:t>評価・記録上の確認点: 🟠 A4 シリンジポンプ (MEPM 持続) 1 点 / 🟠 A3 注射薬剤 3 種類以上 1 点 / 🟠 A7 救急搬送後 2 点 → **A 計 4 点で該当**</w:t>
       </w:r>
     </w:p>
     <w:p>
@@ -11223,7 +11271,7 @@
         <w:pStyle w:val="ListBullet"/>
       </w:pPr>
       <w:r>
-        <w:t>看護必要度寄与: 🟠 A4 シリンジポンプ 1 点 / 🟠 A3 注射薬剤 3 種類以上 1 点 / 🟢 C23 尿管ステント or PCN 4 日カウント / 🟠 A6⑩ ドレナージ管理 (PCN 後) 2 点 / 🟠 A7 救急搬送後 2 点 → **A 計 6 点 + C 該当**</w:t>
+        <w:t>評価・記録上の確認点: 🟠 A4 シリンジポンプ 1 点 / 🟠 A3 注射薬剤 3 種類以上 1 点 / 🟢 C項目候補: 尿管ステント / PCN（術式コード要照合） / 🟠 A6⑩ ドレナージ管理 (PCN 後) 2 点 / 🟠 A7 救急搬送後 2 点 → **A 計 6 点 + C候補は医事照合**</w:t>
       </w:r>
     </w:p>
     <w:p>
@@ -11882,7 +11930,7 @@
         <w:pStyle w:val="Heading3"/>
       </w:pPr>
       <w:r>
-        <w:t>💊 第一選択 vs 看護必要度貢献選択肢</w:t>
+        <w:t>💊 第一選択 vs 適応時に確認する項目</w:t>
       </w:r>
     </w:p>
     <w:tbl>
@@ -11923,7 +11971,7 @@
           </w:tcPr>
           <w:p>
             <w:r>
-              <w:t>看護必要度に貢献する選択肢</w:t>
+              <w:t>適応時に確認する項目</w:t>
             </w:r>
           </w:p>
         </w:tc>
@@ -11966,7 +12014,7 @@
         <w:pStyle w:val="Heading3"/>
       </w:pPr>
       <w:r>
-        <w:t>📋 看護必要度寄与</w:t>
+        <w:t>📋 評価・記録上の確認点</w:t>
       </w:r>
     </w:p>
     <w:p>
@@ -12046,7 +12094,7 @@
         <w:pStyle w:val="ListBullet"/>
       </w:pPr>
       <w:r>
-        <w:t>看護必要度寄与: 🟠 A1 創傷処置 1 点 / 🟠 A3 注射薬剤 3 種類以上 1 点（IV 抗菌薬 + 輸液 + 鎮痛薬）/ 🟠 A7 救急搬送後 2 点 → **A 計 4 点で該当**</w:t>
+        <w:t>評価・記録上の確認点: 🟠 A1 創傷処置 1 点 / 🟠 A3 注射薬剤 3 種類以上 1 点（IV 抗菌薬 + 輸液 + 鎮痛薬）/ 🟠 A7 救急搬送後 2 点 → **A 計 4 点で該当**</w:t>
       </w:r>
     </w:p>
     <w:p>
@@ -12110,7 +12158,7 @@
         <w:pStyle w:val="ListBullet"/>
       </w:pPr>
       <w:r>
-        <w:t>看護必要度寄与: 🟠 A6⑦ 昇圧剤 **3 点** / 🟢 C23 緊急デブリードマン 4 日カウント / 🟢 C23 CV 挿入 4 日カウント / 🟠 A4 シリンジポンプ 1 点 / 🟠 A3 注射薬剤 3 種類以上 1 点 / 🟠 A2 呼吸ケア (HFNC) 1 点 / 🟠 A1 創傷処置 1 点 / 🟠 A7 救急搬送後 2 点 → **A 計 9 点 + C 該当 = 圧倒的な該当患者**</w:t>
+        <w:t>評価・記録上の確認点: 🟠 A6⑦ 昇圧剤 **3 点** / 🟢 C項目候補: 緊急デブリードマン（術式コード要照合） / 🟢 C21 CV 挿入 4 日カウント / 🟠 A4 シリンジポンプ 1 点 / 🟠 A3 注射薬剤 3 種類以上 1 点 / 🟠 A2 呼吸ケア (HFNC) 1 点 / 🟠 A1 創傷処置 1 点 / 🟠 A7 救急搬送後 2 点 → **A 計 9 点 + C候補は医事照合 = 評価根拠が明確な患者**</w:t>
       </w:r>
     </w:p>
     <w:p>
@@ -12769,7 +12817,7 @@
         <w:pStyle w:val="Heading3"/>
       </w:pPr>
       <w:r>
-        <w:t>💊 第一選択 vs 看護必要度貢献選択肢</w:t>
+        <w:t>💊 第一選択 vs 適応時に確認する項目</w:t>
       </w:r>
     </w:p>
     <w:tbl>
@@ -12810,7 +12858,7 @@
           </w:tcPr>
           <w:p>
             <w:r>
-              <w:t>看護必要度に貢献する選択肢</w:t>
+              <w:t>適応時に確認する項目</w:t>
             </w:r>
           </w:p>
         </w:tc>
@@ -12853,7 +12901,7 @@
         <w:pStyle w:val="Heading3"/>
       </w:pPr>
       <w:r>
-        <w:t>📋 看護必要度寄与</w:t>
+        <w:t>📋 評価・記録上の確認点</w:t>
       </w:r>
     </w:p>
     <w:p>
@@ -12941,7 +12989,7 @@
         <w:pStyle w:val="ListBullet"/>
       </w:pPr>
       <w:r>
-        <w:t>看護必要度寄与: 🟠 A1 創傷処置 1 点 / 🟠 A3 注射薬剤 3 種類以上 1 点（ABPC/SBT + 輸液 + インスリン）/ 🟠 A7 救急搬送後 or 緊急入院 2 点 → **A 計 4 点で該当**</w:t>
+        <w:t>評価・記録上の確認点: 🟠 A1 創傷処置 1 点 / 🟠 A3 注射薬剤 3 種類以上 1 点（ABPC/SBT + 輸液 + インスリン）/ 🟠 A7 救急搬送後 or 緊急入院 2 点 → **A 計 4 点で該当**</w:t>
       </w:r>
     </w:p>
     <w:p>
@@ -13005,7 +13053,7 @@
         <w:pStyle w:val="ListBullet"/>
       </w:pPr>
       <w:r>
-        <w:t>看護必要度寄与: 🟠 A6⑦ 昇圧剤 **3 点** / 🟢 C18 骨の手術 (切断) **10 日カウント** / 🟢 C23 CV 挿入 4 日 / 🟠 A4 シリンジポンプ 1 点 / 🟠 A3 注射薬剤 3 種類以上 1 点 / 🟠 A2 呼吸ケア (HFNC) 1 点 / 🟠 A1 創傷処置 1 点 / 🟠 A7 救急搬送後 2 点 → **A 計 9 点 + C 該当 = 圧倒的な該当患者**</w:t>
+        <w:t>評価・記録上の確認点: 🟠 A6⑦ 昇圧剤 **3 点** / 🟢 C18 骨の手術 (切断) **10 日カウント** / 🟢 C21 CV 挿入 4 日 / 🟠 A4 シリンジポンプ 1 点 / 🟠 A3 注射薬剤 3 種類以上 1 点 / 🟠 A2 呼吸ケア (HFNC) 1 点 / 🟠 A1 創傷処置 1 点 / 🟠 A7 救急搬送後 2 点 → **A 計 9 点 + C 該当 = 評価根拠が明確な患者**</w:t>
       </w:r>
     </w:p>
     <w:p>
@@ -13761,7 +13809,7 @@
         <w:pStyle w:val="Heading3"/>
       </w:pPr>
       <w:r>
-        <w:t>💊 第一選択 vs 看護必要度貢献選択肢</w:t>
+        <w:t>💊 第一選択 vs 適応時に確認する項目</w:t>
       </w:r>
     </w:p>
     <w:tbl>
@@ -13802,7 +13850,7 @@
           </w:tcPr>
           <w:p>
             <w:r>
-              <w:t>看護必要度に貢献する選択肢</w:t>
+              <w:t>適応時に確認する項目</w:t>
             </w:r>
           </w:p>
         </w:tc>
@@ -13845,7 +13893,7 @@
         <w:pStyle w:val="Heading3"/>
       </w:pPr>
       <w:r>
-        <w:t>📋 看護必要度寄与</w:t>
+        <w:t>📋 評価・記録上の確認点</w:t>
       </w:r>
     </w:p>
     <w:p>
@@ -13933,7 +13981,7 @@
         <w:pStyle w:val="ListBullet"/>
       </w:pPr>
       <w:r>
-        <w:t>看護必要度寄与: 🟠 A6⑧ 抗不整脈剤注射 (リドカイン持続) **3 点 / 日 × 1-3 日** / 🟠 A4 シリンジポンプ 1 点 → **A 計 4 点で該当**（治療効果あり継続中）</w:t>
+        <w:t>評価・記録上の確認点: 🟠 A6⑧ 抗不整脈剤注射 (リドカイン持続) **3 点 / 日 × 1-3 日** / 🟠 A4 シリンジポンプ 1 点 → **A 計 4 点で該当**（治療効果あり継続中）</w:t>
       </w:r>
     </w:p>
     <w:p>
